--- a/resources/docs/biahprofile_en.docx
+++ b/resources/docs/biahprofile_en.docx
@@ -2,7 +2,7 @@
 <file path=word/document.xml><?xml version="1.0" encoding="utf-8"?>
 <w:document xmlns:w="http://schemas.openxmlformats.org/wordprocessingml/2006/main" xmlns:m="http://schemas.openxmlformats.org/officeDocument/2006/math" xmlns:r="http://schemas.openxmlformats.org/officeDocument/2006/relationships" xmlns:o="urn:schemas-microsoft-com:office:office" xmlns:v="urn:schemas-microsoft-com:vml" xmlns:w10="urn:schemas-microsoft-com:office:word" xmlns:a="http://schemas.openxmlformats.org/drawingml/2006/main" xmlns:pic="http://schemas.openxmlformats.org/drawingml/2006/picture" xmlns:wp="http://schemas.openxmlformats.org/drawingml/2006/wordprocessingDrawing">
   <w:body>
-    <w:bookmarkStart w:id="44" w:name="jean-luc-biah"/>
+    <w:bookmarkStart w:id="45" w:name="jean-luc-biah"/>
     <w:p>
       <w:pPr>
         <w:pStyle w:val="Heading1"/>
@@ -907,7 +907,7 @@
       </w:tr>
     </w:tbl>
     <w:bookmarkEnd w:id="31"/>
-    <w:bookmarkStart w:id="42" w:name="experience"/>
+    <w:bookmarkStart w:id="43" w:name="experience"/>
     <w:p>
       <w:pPr>
         <w:pStyle w:val="Heading2"/>
@@ -1132,7 +1132,114 @@
       </w:r>
     </w:p>
     <w:bookmarkEnd w:id="33"/>
-    <w:bookmarkStart w:id="34" w:name="X1465d72ce0a7512d1e169b8854500a4dd45f63e"/>
+    <w:bookmarkStart w:id="34" w:name="Xbb0cb4589e4c47c87db80eb04187e576df45a61"/>
+    <w:p>
+      <w:pPr>
+        <w:pStyle w:val="Heading3"/>
+      </w:pPr>
+      <w:r>
+        <w:t xml:space="preserve">Ektare Immo, Nairobi (Kenya) — Project Manager (side project)</w:t>
+      </w:r>
+    </w:p>
+    <w:p>
+      <w:pPr>
+        <w:pStyle w:val="FirstParagraph"/>
+      </w:pPr>
+      <w:r>
+        <w:rPr>
+          <w:bCs/>
+          <w:b/>
+        </w:rPr>
+        <w:t xml:space="preserve">06/2023 – 12/2023</w:t>
+      </w:r>
+    </w:p>
+    <w:p>
+      <w:pPr>
+        <w:pStyle w:val="BodyText"/>
+      </w:pPr>
+      <w:r>
+        <w:t xml:space="preserve">Design and delivery of a property management application for the Kenyan diaspora, with a team of 6.</w:t>
+      </w:r>
+    </w:p>
+    <w:p>
+      <w:pPr>
+        <w:numPr>
+          <w:ilvl w:val="0"/>
+          <w:numId w:val="1004"/>
+        </w:numPr>
+        <w:pStyle w:val="Compact"/>
+      </w:pPr>
+      <w:r>
+        <w:t xml:space="preserve">Solution design (front end, middle office, back end) and implementation of the middle office and back end.</w:t>
+      </w:r>
+    </w:p>
+    <w:p>
+      <w:pPr>
+        <w:numPr>
+          <w:ilvl w:val="0"/>
+          <w:numId w:val="1004"/>
+        </w:numPr>
+        <w:pStyle w:val="Compact"/>
+      </w:pPr>
+      <w:r>
+        <w:t xml:space="preserve">MongoDB database and REST API (OpenAPI, Controller / Service / Repository architecture).</w:t>
+      </w:r>
+    </w:p>
+    <w:p>
+      <w:pPr>
+        <w:numPr>
+          <w:ilvl w:val="0"/>
+          <w:numId w:val="1004"/>
+        </w:numPr>
+        <w:pStyle w:val="Compact"/>
+      </w:pPr>
+      <w:r>
+        <w:t xml:space="preserve">React application for the middle office, showcase website</w:t>
+      </w:r>
+      <w:r>
+        <w:t xml:space="preserve"> </w:t>
+      </w:r>
+      <w:hyperlink r:id="rId29">
+        <w:r>
+          <w:rPr>
+            <w:rStyle w:val="Hyperlink"/>
+          </w:rPr>
+          <w:t xml:space="preserve">hektare-immo.com</w:t>
+        </w:r>
+      </w:hyperlink>
+      <w:r>
+        <w:t xml:space="preserve"> </w:t>
+      </w:r>
+      <w:r>
+        <w:t xml:space="preserve">(HTML5, CSS3, jQuery).</w:t>
+      </w:r>
+    </w:p>
+    <w:p>
+      <w:pPr>
+        <w:numPr>
+          <w:ilvl w:val="0"/>
+          <w:numId w:val="1004"/>
+        </w:numPr>
+        <w:pStyle w:val="Compact"/>
+      </w:pPr>
+      <w:r>
+        <w:t xml:space="preserve">Team delivery with Scrum / Kanban.</w:t>
+      </w:r>
+    </w:p>
+    <w:p>
+      <w:pPr>
+        <w:pStyle w:val="FirstParagraph"/>
+      </w:pPr>
+      <w:r>
+        <w:rPr>
+          <w:iCs/>
+          <w:i/>
+        </w:rPr>
+        <w:t xml:space="preserve">Stack: React, Node.js, Express, MongoDB, REST API, Git, GitHub</w:t>
+      </w:r>
+    </w:p>
+    <w:bookmarkEnd w:id="34"/>
+    <w:bookmarkStart w:id="35" w:name="X1465d72ce0a7512d1e169b8854500a4dd45f63e"/>
     <w:p>
       <w:pPr>
         <w:pStyle w:val="Heading3"/>
@@ -1165,7 +1272,7 @@
       <w:pPr>
         <w:numPr>
           <w:ilvl w:val="0"/>
-          <w:numId w:val="1004"/>
+          <w:numId w:val="1005"/>
         </w:numPr>
         <w:pStyle w:val="Compact"/>
       </w:pPr>
@@ -1177,7 +1284,7 @@
       <w:pPr>
         <w:numPr>
           <w:ilvl w:val="0"/>
-          <w:numId w:val="1004"/>
+          <w:numId w:val="1005"/>
         </w:numPr>
         <w:pStyle w:val="Compact"/>
       </w:pPr>
@@ -1185,8 +1292,8 @@
         <w:t xml:space="preserve">.NET Core API hosted on Azure, WPF client (Caliburn Micro).</w:t>
       </w:r>
     </w:p>
-    <w:bookmarkEnd w:id="34"/>
-    <w:bookmarkStart w:id="35" w:name="X181b5c4760b8a8687fa95f508263aed489b3795"/>
+    <w:bookmarkEnd w:id="35"/>
+    <w:bookmarkStart w:id="36" w:name="X181b5c4760b8a8687fa95f508263aed489b3795"/>
     <w:p>
       <w:pPr>
         <w:pStyle w:val="Heading3"/>
@@ -1215,8 +1322,8 @@
         <w:t xml:space="preserve">Training work-study students in full-stack development, Software Craftsmanship, DevOps (CI/CD) and agile project management. Two platforms delivered: invoicing (MongoDB, Node.js, React, Stripe, Docker) and apprenticeship contracts (Vue.js, Sequelize).</w:t>
       </w:r>
     </w:p>
-    <w:bookmarkEnd w:id="35"/>
-    <w:bookmarkStart w:id="36" w:name="betclic-group-bordeaux-tech-lead"/>
+    <w:bookmarkEnd w:id="36"/>
+    <w:bookmarkStart w:id="37" w:name="betclic-group-bordeaux-tech-lead"/>
     <w:p>
       <w:pPr>
         <w:pStyle w:val="Heading3"/>
@@ -1249,7 +1356,7 @@
       <w:pPr>
         <w:numPr>
           <w:ilvl w:val="0"/>
-          <w:numId w:val="1005"/>
+          <w:numId w:val="1006"/>
         </w:numPr>
         <w:pStyle w:val="Compact"/>
       </w:pPr>
@@ -1261,7 +1368,7 @@
       <w:pPr>
         <w:numPr>
           <w:ilvl w:val="0"/>
-          <w:numId w:val="1005"/>
+          <w:numId w:val="1006"/>
         </w:numPr>
         <w:pStyle w:val="Compact"/>
       </w:pPr>
@@ -1273,7 +1380,7 @@
       <w:pPr>
         <w:numPr>
           <w:ilvl w:val="0"/>
-          <w:numId w:val="1005"/>
+          <w:numId w:val="1006"/>
         </w:numPr>
         <w:pStyle w:val="Compact"/>
       </w:pPr>
@@ -1281,8 +1388,8 @@
         <w:t xml:space="preserve">Code reviews and production releases (TeamCity, Jenkins, Octopus).</w:t>
       </w:r>
     </w:p>
-    <w:bookmarkEnd w:id="36"/>
-    <w:bookmarkStart w:id="37" w:name="X0cdf2bb6935fa00dd9b8b631fdc955f44032d5e"/>
+    <w:bookmarkEnd w:id="37"/>
+    <w:bookmarkStart w:id="38" w:name="X0cdf2bb6935fa00dd9b8b631fdc955f44032d5e"/>
     <w:p>
       <w:pPr>
         <w:pStyle w:val="Heading3"/>
@@ -1311,8 +1418,8 @@
         <w:t xml:space="preserve">Maintenance of XOne (Forex Cash): unit test overhaul (NUnit, Moq), PL/SQL procedures on Oracle.</w:t>
       </w:r>
     </w:p>
-    <w:bookmarkEnd w:id="37"/>
-    <w:bookmarkStart w:id="38" w:name="ag-insurance-brussels-lead-developer"/>
+    <w:bookmarkEnd w:id="38"/>
+    <w:bookmarkStart w:id="39" w:name="ag-insurance-brussels-lead-developer"/>
     <w:p>
       <w:pPr>
         <w:pStyle w:val="Heading3"/>
@@ -1341,8 +1448,8 @@
         <w:t xml:space="preserve">Evolution of a web application that drives computations on an AFM grid and replaces an Excel tool. WCF back end, ASP.NET MVC screens.</w:t>
       </w:r>
     </w:p>
-    <w:bookmarkEnd w:id="38"/>
-    <w:bookmarkStart w:id="39" w:name="Xf90de28498b885c4118c6d761d68c65bad3a1b8"/>
+    <w:bookmarkEnd w:id="39"/>
+    <w:bookmarkStart w:id="40" w:name="Xf90de28498b885c4118c6d761d68c65bad3a1b8"/>
     <w:p>
       <w:pPr>
         <w:pStyle w:val="Heading3"/>
@@ -1371,8 +1478,8 @@
         <w:t xml:space="preserve">Migration of VB and VB.NET batches to C# .NET 4: application inventory, dependency analysis, KPIs, test-driven development.</w:t>
       </w:r>
     </w:p>
-    <w:bookmarkEnd w:id="39"/>
-    <w:bookmarkStart w:id="40" w:name="X11981f9cacb8208f136c587ac44f75b30423345"/>
+    <w:bookmarkEnd w:id="40"/>
+    <w:bookmarkStart w:id="41" w:name="X11981f9cacb8208f136c587ac44f75b30423345"/>
     <w:p>
       <w:pPr>
         <w:pStyle w:val="Heading3"/>
@@ -1401,8 +1508,8 @@
         <w:t xml:space="preserve">Evolutions of the guarantee and surety management application (ASP.NET, WinForms, WCF, SSRS): technical specifications, architecture, packaging and acceptance testing. Performance audit for BPCE in 07/2014.</w:t>
       </w:r>
     </w:p>
-    <w:bookmarkEnd w:id="40"/>
-    <w:bookmarkStart w:id="41" w:name="earlier-engagements-2006-2014"/>
+    <w:bookmarkEnd w:id="41"/>
+    <w:bookmarkStart w:id="42" w:name="earlier-engagements-2006-2014"/>
     <w:p>
       <w:pPr>
         <w:pStyle w:val="Heading3"/>
@@ -1415,7 +1522,7 @@
       <w:pPr>
         <w:numPr>
           <w:ilvl w:val="0"/>
-          <w:numId w:val="1006"/>
+          <w:numId w:val="1007"/>
         </w:numPr>
         <w:pStyle w:val="Compact"/>
       </w:pPr>
@@ -1437,7 +1544,7 @@
       <w:pPr>
         <w:numPr>
           <w:ilvl w:val="0"/>
-          <w:numId w:val="1006"/>
+          <w:numId w:val="1007"/>
         </w:numPr>
         <w:pStyle w:val="Compact"/>
       </w:pPr>
@@ -1459,7 +1566,7 @@
       <w:pPr>
         <w:numPr>
           <w:ilvl w:val="0"/>
-          <w:numId w:val="1006"/>
+          <w:numId w:val="1007"/>
         </w:numPr>
         <w:pStyle w:val="Compact"/>
       </w:pPr>
@@ -1481,7 +1588,7 @@
       <w:pPr>
         <w:numPr>
           <w:ilvl w:val="0"/>
-          <w:numId w:val="1006"/>
+          <w:numId w:val="1007"/>
         </w:numPr>
         <w:pStyle w:val="Compact"/>
       </w:pPr>
@@ -1503,7 +1610,7 @@
       <w:pPr>
         <w:numPr>
           <w:ilvl w:val="0"/>
-          <w:numId w:val="1006"/>
+          <w:numId w:val="1007"/>
         </w:numPr>
         <w:pStyle w:val="Compact"/>
       </w:pPr>
@@ -1521,9 +1628,9 @@
         <w:t xml:space="preserve">(2006 – 2009): industrial software, database administration, PDM.</w:t>
       </w:r>
     </w:p>
-    <w:bookmarkEnd w:id="41"/>
     <w:bookmarkEnd w:id="42"/>
-    <w:bookmarkStart w:id="43" w:name="education-and-languages"/>
+    <w:bookmarkEnd w:id="43"/>
+    <w:bookmarkStart w:id="44" w:name="education-and-languages"/>
     <w:p>
       <w:pPr>
         <w:pStyle w:val="Heading2"/>
@@ -1536,7 +1643,7 @@
       <w:pPr>
         <w:numPr>
           <w:ilvl w:val="0"/>
-          <w:numId w:val="1007"/>
+          <w:numId w:val="1008"/>
         </w:numPr>
         <w:pStyle w:val="Compact"/>
       </w:pPr>
@@ -1558,7 +1665,7 @@
       <w:pPr>
         <w:numPr>
           <w:ilvl w:val="0"/>
-          <w:numId w:val="1007"/>
+          <w:numId w:val="1008"/>
         </w:numPr>
         <w:pStyle w:val="Compact"/>
       </w:pPr>
@@ -1580,7 +1687,7 @@
       <w:pPr>
         <w:numPr>
           <w:ilvl w:val="0"/>
-          <w:numId w:val="1007"/>
+          <w:numId w:val="1008"/>
         </w:numPr>
         <w:pStyle w:val="Compact"/>
       </w:pPr>
@@ -1616,8 +1723,8 @@
         <w:t xml:space="preserve">(project managers and team leaders at CEGC/BPCE, Banque de France, ACPR) available on request.</w:t>
       </w:r>
     </w:p>
-    <w:bookmarkEnd w:id="43"/>
     <w:bookmarkEnd w:id="44"/>
+    <w:bookmarkEnd w:id="45"/>
     <w:sectPr/>
   </w:body>
 </w:document>
@@ -1822,6 +1929,9 @@
     <w:abstractNumId w:val="991"/>
   </w:num>
   <w:num w:numId="1007">
+    <w:abstractNumId w:val="991"/>
+  </w:num>
+  <w:num w:numId="1008">
     <w:abstractNumId w:val="991"/>
   </w:num>
 </w:numbering>

--- a/resources/docs/biahprofile_en.docx
+++ b/resources/docs/biahprofile_en.docx
@@ -28,7 +28,7 @@
         <w:pStyle w:val="BodyText"/>
       </w:pPr>
       <w:r>
-        <w:t xml:space="preserve">Freelance Tech Lead with 20 years of experience in banking and insurance. I lead teams and financial and actuarial computing applications (ALM, AFM, HPC), and I modernise legacy applications (WinForms, WPF, VB) to .NET Core and React. I build generative AI (Anthropic API, coding agents) into my products and team practices.</w:t>
+        <w:t xml:space="preserve">Freelance Tech Lead with 20 years of experience in banking and insurance. I lead teams and financial and actuarial computing applications (ALM, AFM, HPC), design their architecture and industrialise their delivery (CI/CD, automated deployment). I modernise legacy applications (WinForms, WPF, VB) to .NET Core and React. I build generative AI (Anthropic API, coding agents) into my products and team practices.</w:t>
       </w:r>
     </w:p>
     <w:p>
@@ -173,7 +173,7 @@
               <w:jc w:val="left"/>
             </w:pPr>
             <w:r>
-              <w:t xml:space="preserve">C#, .NET Core, ASP.NET MVC, Node.js / Express, Python / FastAPI, REST APIs, SignalR, WCF, RabbitMQ</w:t>
+              <w:t xml:space="preserve">C#, .NET 8 / .NET Core, ASP.NET Core, ASP.NET MVC, Windows Services, Node.js / Express, Python / FastAPI, REST APIs, SignalR, WCF, RabbitMQ</w:t>
             </w:r>
           </w:p>
         </w:tc>
@@ -251,7 +251,7 @@
               <w:jc w:val="left"/>
             </w:pPr>
             <w:r>
-              <w:t xml:space="preserve">Azure, Docker, Kubernetes, Ansible, Jenkins, GitLab CI, TeamCity, Octopus, Vercel, Railway</w:t>
+              <w:t xml:space="preserve">PowerShell, IIS, NuGet, Artifactory, GitLab CI, Azure, Docker, Kubernetes, Ansible, Jenkins, TeamCity, Octopus, Vercel, Railway</w:t>
             </w:r>
           </w:p>
         </w:tc>
@@ -303,7 +303,7 @@
               <w:jc w:val="left"/>
             </w:pPr>
             <w:r>
-              <w:t xml:space="preserve">ALM and AFM computing grids, MS HPC, XGrid (Société Générale), real-time job monitoring</w:t>
+              <w:t xml:space="preserve">ALM and AFM computing grids, MS HPC, distributed computing orchestration (HpcLite), DAG dependencies, real-time job monitoring</w:t>
             </w:r>
           </w:p>
         </w:tc>
@@ -355,7 +355,7 @@
               <w:jc w:val="left"/>
             </w:pPr>
             <w:r>
-              <w:t xml:space="preserve">Scrum, Kanban, Software Craftsmanship, SOLID, design patterns (GoF), UML</w:t>
+              <w:t xml:space="preserve">Scrum, Kanban, Epic / Feature / User Story backlog, Jira, Software Craftsmanship, SOLID, design patterns (GoF), UML</w:t>
             </w:r>
           </w:p>
         </w:tc>
@@ -380,7 +380,860 @@
       </w:r>
     </w:p>
     <w:bookmarkEnd w:id="24"/>
-    <w:bookmarkStart w:id="25" w:name="generative-ai"/>
+    <w:bookmarkStart w:id="37" w:name="experience"/>
+    <w:p>
+      <w:pPr>
+        <w:pStyle w:val="Heading2"/>
+      </w:pPr>
+      <w:r>
+        <w:t xml:space="preserve">Experience</w:t>
+      </w:r>
+    </w:p>
+    <w:bookmarkStart w:id="25" w:name="Xe42dbdf3dfdb8d849656c85bf5baff172fef97a"/>
+    <w:p>
+      <w:pPr>
+        <w:pStyle w:val="Heading3"/>
+      </w:pPr>
+      <w:r>
+        <w:t xml:space="preserve">Sogecap (Société Générale Insurance), Paris — Technical Project Manager / Tech Lead (employee)</w:t>
+      </w:r>
+    </w:p>
+    <w:p>
+      <w:pPr>
+        <w:pStyle w:val="FirstParagraph"/>
+      </w:pPr>
+      <w:r>
+        <w:rPr>
+          <w:bCs/>
+          <w:b/>
+        </w:rPr>
+        <w:t xml:space="preserve">Since 03/2021</w:t>
+      </w:r>
+    </w:p>
+    <w:p>
+      <w:pPr>
+        <w:pStyle w:val="BodyText"/>
+      </w:pPr>
+      <w:r>
+        <w:t xml:space="preserve">Applications that launch and monitor actuarial (ALM) computations, used by actuaries. Agile team of 7, including 3 front-end developers under my lead.</w:t>
+      </w:r>
+    </w:p>
+    <w:p>
+      <w:pPr>
+        <w:pStyle w:val="BodyText"/>
+      </w:pPr>
+      <w:r>
+        <w:rPr>
+          <w:bCs/>
+          <w:b/>
+        </w:rPr>
+        <w:t xml:space="preserve">Computing platform migration (2026) — POC approved, development nearly complete</w:t>
+      </w:r>
+    </w:p>
+    <w:p>
+      <w:pPr>
+        <w:numPr>
+          <w:ilvl w:val="0"/>
+          <w:numId w:val="1001"/>
+        </w:numPr>
+        <w:pStyle w:val="Compact"/>
+      </w:pPr>
+      <w:r>
+        <w:t xml:space="preserve">Designed</w:t>
+      </w:r>
+      <w:r>
+        <w:t xml:space="preserve"> </w:t>
+      </w:r>
+      <w:r>
+        <w:rPr>
+          <w:bCs/>
+          <w:b/>
+        </w:rPr>
+        <w:t xml:space="preserve">HpcLite</w:t>
+      </w:r>
+      <w:r>
+        <w:t xml:space="preserve">, a .NET 8 orchestration layer that reproduces the logic of Microsoft HPC (scheduler, agents and runners as Windows Services) and submits tasks to the Group’s internal computing grid.</w:t>
+      </w:r>
+    </w:p>
+    <w:p>
+      <w:pPr>
+        <w:numPr>
+          <w:ilvl w:val="0"/>
+          <w:numId w:val="1001"/>
+        </w:numPr>
+        <w:pStyle w:val="Compact"/>
+      </w:pPr>
+      <w:r>
+        <w:t xml:space="preserve">Built the computation orchestration: REST API, job dependencies as a graph (DAG), state machine, crash detection, safe concurrent dispatch on PostgreSQL (</w:t>
+      </w:r>
+      <w:r>
+        <w:rPr>
+          <w:rStyle w:val="VerbatimChar"/>
+        </w:rPr>
+        <w:t xml:space="preserve">SKIP LOCKED</w:t>
+      </w:r>
+      <w:r>
+        <w:t xml:space="preserve">), integrated with the existing data model (Dapper).</w:t>
+      </w:r>
+    </w:p>
+    <w:p>
+      <w:pPr>
+        <w:numPr>
+          <w:ilvl w:val="0"/>
+          <w:numId w:val="1001"/>
+        </w:numPr>
+        <w:pStyle w:val="Compact"/>
+      </w:pPr>
+      <w:r>
+        <w:t xml:space="preserve">Applied least privilege (computing agents have no database access) and documented the target architecture.</w:t>
+      </w:r>
+    </w:p>
+    <w:p>
+      <w:pPr>
+        <w:numPr>
+          <w:ilvl w:val="0"/>
+          <w:numId w:val="1001"/>
+        </w:numPr>
+        <w:pStyle w:val="Compact"/>
+      </w:pPr>
+      <w:r>
+        <w:t xml:space="preserve">Specified the computation submission interface on a design system shared by two applications.</w:t>
+      </w:r>
+    </w:p>
+    <w:p>
+      <w:pPr>
+        <w:numPr>
+          <w:ilvl w:val="0"/>
+          <w:numId w:val="1001"/>
+        </w:numPr>
+        <w:pStyle w:val="Compact"/>
+      </w:pPr>
+      <w:r>
+        <w:t xml:space="preserve">Set up agile delivery: Epic → Feature → User Story backlog, sprints tracked as GitLab milestones, standard Jira ticket template (context, deliverables, acceptance criteria); led the web migration workstream (project plan, demos, acceptance testing, releases).</w:t>
+      </w:r>
+    </w:p>
+    <w:p>
+      <w:pPr>
+        <w:numPr>
+          <w:ilvl w:val="0"/>
+          <w:numId w:val="1001"/>
+        </w:numPr>
+        <w:pStyle w:val="Compact"/>
+      </w:pPr>
+      <w:r>
+        <w:t xml:space="preserve">Automated end-to-end deployment in PowerShell (Artifactory → IIS and Windows Services, pre-flight checks, rollback), validated through 19 milestones and 167 test scenarios up to production; scripts and documentation handed over to the operations team.</w:t>
+      </w:r>
+    </w:p>
+    <w:p>
+      <w:pPr>
+        <w:numPr>
+          <w:ilvl w:val="0"/>
+          <w:numId w:val="1001"/>
+        </w:numPr>
+        <w:pStyle w:val="Compact"/>
+      </w:pPr>
+      <w:r>
+        <w:t xml:space="preserve">In progress: GitLab CI/CD for a .NET team not covered by the Group’s DevOps platform (Java only). Build script review: removed a hard-coded secret and false-success publications.</w:t>
+      </w:r>
+    </w:p>
+    <w:p>
+      <w:pPr>
+        <w:numPr>
+          <w:ilvl w:val="0"/>
+          <w:numId w:val="1001"/>
+        </w:numPr>
+        <w:pStyle w:val="Compact"/>
+      </w:pPr>
+      <w:r>
+        <w:t xml:space="preserve">Iterative specifications with Claude Code to generate code skeletons and the user interface.</w:t>
+      </w:r>
+    </w:p>
+    <w:p>
+      <w:pPr>
+        <w:pStyle w:val="FirstParagraph"/>
+      </w:pPr>
+      <w:r>
+        <w:rPr>
+          <w:bCs/>
+          <w:b/>
+        </w:rPr>
+        <w:t xml:space="preserve">Redesign of the ALM computation launcher</w:t>
+      </w:r>
+    </w:p>
+    <w:p>
+      <w:pPr>
+        <w:numPr>
+          <w:ilvl w:val="0"/>
+          <w:numId w:val="1002"/>
+        </w:numPr>
+        <w:pStyle w:val="Compact"/>
+      </w:pPr>
+      <w:r>
+        <w:t xml:space="preserve">Redesign of the WPF application as a React web application, while maintaining the WPF version.</w:t>
+      </w:r>
+    </w:p>
+    <w:p>
+      <w:pPr>
+        <w:numPr>
+          <w:ilvl w:val="0"/>
+          <w:numId w:val="1002"/>
+        </w:numPr>
+        <w:pStyle w:val="Compact"/>
+      </w:pPr>
+      <w:r>
+        <w:t xml:space="preserve">Re-architecture of the solution (GoF, SOLID, Software Craftsmanship); unit tests (NUnit, Moq) with code coverage tracked in SonarQube.</w:t>
+      </w:r>
+    </w:p>
+    <w:p>
+      <w:pPr>
+        <w:numPr>
+          <w:ilvl w:val="0"/>
+          <w:numId w:val="1002"/>
+        </w:numPr>
+        <w:pStyle w:val="Compact"/>
+      </w:pPr>
+      <w:r>
+        <w:t xml:space="preserve">Monitoring redesigned to track computation jobs in real time.</w:t>
+      </w:r>
+    </w:p>
+    <w:p>
+      <w:pPr>
+        <w:numPr>
+          <w:ilvl w:val="0"/>
+          <w:numId w:val="1002"/>
+        </w:numPr>
+        <w:pStyle w:val="Compact"/>
+      </w:pPr>
+      <w:r>
+        <w:t xml:space="preserve">Scrum delivery and single point of contact for actuaries, software vendors (bugs, licences) and IT (DevOps, servers, HPC).</w:t>
+      </w:r>
+    </w:p>
+    <w:p>
+      <w:pPr>
+        <w:pStyle w:val="FirstParagraph"/>
+      </w:pPr>
+      <w:r>
+        <w:rPr>
+          <w:iCs/>
+          <w:i/>
+        </w:rPr>
+        <w:t xml:space="preserve">Stack: C#, .NET 8, ASP.NET Core, Kestrel, Windows Services, Dapper, PostgreSQL, React, Node.js, MVC, WPF, PowerShell, IIS, NuGet, Artifactory, GitLab, Jira, Jenkins, Ansible, Kubernetes, MS HPC, Claude Code</w:t>
+      </w:r>
+    </w:p>
+    <w:bookmarkEnd w:id="25"/>
+    <w:bookmarkStart w:id="26" w:name="X2d31aadad2e3113c0ef9573ce70e8c27e981a91"/>
+    <w:p>
+      <w:pPr>
+        <w:pStyle w:val="Heading3"/>
+      </w:pPr>
+      <w:r>
+        <w:t xml:space="preserve">Les Rappelés, Tallinn (Estonia) — Lead Developer (side project)</w:t>
+      </w:r>
+    </w:p>
+    <w:p>
+      <w:pPr>
+        <w:pStyle w:val="FirstParagraph"/>
+      </w:pPr>
+      <w:r>
+        <w:rPr>
+          <w:bCs/>
+          <w:b/>
+        </w:rPr>
+        <w:t xml:space="preserve">03/2025 – 08/2025</w:t>
+      </w:r>
+    </w:p>
+    <w:p>
+      <w:pPr>
+        <w:pStyle w:val="BodyText"/>
+      </w:pPr>
+      <w:r>
+        <w:t xml:space="preserve">Design and delivery of the Lissen platform, from the mobile app to the back end.</w:t>
+      </w:r>
+    </w:p>
+    <w:p>
+      <w:pPr>
+        <w:numPr>
+          <w:ilvl w:val="0"/>
+          <w:numId w:val="1003"/>
+        </w:numPr>
+        <w:pStyle w:val="Compact"/>
+      </w:pPr>
+      <w:r>
+        <w:t xml:space="preserve">Expo / React Native mobile app published on Google Play.</w:t>
+      </w:r>
+    </w:p>
+    <w:p>
+      <w:pPr>
+        <w:numPr>
+          <w:ilvl w:val="0"/>
+          <w:numId w:val="1003"/>
+        </w:numPr>
+        <w:pStyle w:val="Compact"/>
+      </w:pPr>
+      <w:r>
+        <w:t xml:space="preserve">Next.js / React website deployed on Vercel.</w:t>
+      </w:r>
+    </w:p>
+    <w:p>
+      <w:pPr>
+        <w:numPr>
+          <w:ilvl w:val="0"/>
+          <w:numId w:val="1003"/>
+        </w:numPr>
+        <w:pStyle w:val="Compact"/>
+      </w:pPr>
+      <w:r>
+        <w:t xml:space="preserve">“</w:t>
+      </w:r>
+      <w:r>
+        <w:t xml:space="preserve">Forge</w:t>
+      </w:r>
+      <w:r>
+        <w:t xml:space="preserve">”</w:t>
+      </w:r>
+      <w:r>
+        <w:t xml:space="preserve"> </w:t>
+      </w:r>
+      <w:r>
+        <w:t xml:space="preserve">back end in Node.js / Express (REST API) on Railway.</w:t>
+      </w:r>
+    </w:p>
+    <w:p>
+      <w:pPr>
+        <w:numPr>
+          <w:ilvl w:val="0"/>
+          <w:numId w:val="1003"/>
+        </w:numPr>
+        <w:pStyle w:val="Compact"/>
+      </w:pPr>
+      <w:r>
+        <w:t xml:space="preserve">Vercel and Railway CI/CD, crash and performance monitoring (Sentry, Crashlytics).</w:t>
+      </w:r>
+    </w:p>
+    <w:p>
+      <w:pPr>
+        <w:numPr>
+          <w:ilvl w:val="0"/>
+          <w:numId w:val="1003"/>
+        </w:numPr>
+        <w:pStyle w:val="Compact"/>
+      </w:pPr>
+      <w:r>
+        <w:t xml:space="preserve">AI-driven automation and assistance (Anthropic API, OpenAI).</w:t>
+      </w:r>
+    </w:p>
+    <w:p>
+      <w:pPr>
+        <w:pStyle w:val="FirstParagraph"/>
+      </w:pPr>
+      <w:r>
+        <w:rPr>
+          <w:iCs/>
+          <w:i/>
+        </w:rPr>
+        <w:t xml:space="preserve">Stack: React Native, Expo, Next.js, Node.js, Express, PostgreSQL, IndexedDB, GitHub</w:t>
+      </w:r>
+    </w:p>
+    <w:bookmarkEnd w:id="26"/>
+    <w:bookmarkStart w:id="28" w:name="Xbb0cb4589e4c47c87db80eb04187e576df45a61"/>
+    <w:p>
+      <w:pPr>
+        <w:pStyle w:val="Heading3"/>
+      </w:pPr>
+      <w:r>
+        <w:t xml:space="preserve">Ektare Immo, Nairobi (Kenya) — Project Manager (side project)</w:t>
+      </w:r>
+    </w:p>
+    <w:p>
+      <w:pPr>
+        <w:pStyle w:val="FirstParagraph"/>
+      </w:pPr>
+      <w:r>
+        <w:rPr>
+          <w:bCs/>
+          <w:b/>
+        </w:rPr>
+        <w:t xml:space="preserve">06/2023 – 12/2023</w:t>
+      </w:r>
+    </w:p>
+    <w:p>
+      <w:pPr>
+        <w:pStyle w:val="BodyText"/>
+      </w:pPr>
+      <w:r>
+        <w:t xml:space="preserve">Design and delivery of a property management application for the Kenyan diaspora, with a team of 6.</w:t>
+      </w:r>
+    </w:p>
+    <w:p>
+      <w:pPr>
+        <w:numPr>
+          <w:ilvl w:val="0"/>
+          <w:numId w:val="1004"/>
+        </w:numPr>
+        <w:pStyle w:val="Compact"/>
+      </w:pPr>
+      <w:r>
+        <w:t xml:space="preserve">Solution design (front end, middle office, back end) and implementation of the middle office and back end.</w:t>
+      </w:r>
+    </w:p>
+    <w:p>
+      <w:pPr>
+        <w:numPr>
+          <w:ilvl w:val="0"/>
+          <w:numId w:val="1004"/>
+        </w:numPr>
+        <w:pStyle w:val="Compact"/>
+      </w:pPr>
+      <w:r>
+        <w:t xml:space="preserve">MongoDB database and REST API (OpenAPI, Controller / Service / Repository architecture).</w:t>
+      </w:r>
+    </w:p>
+    <w:p>
+      <w:pPr>
+        <w:numPr>
+          <w:ilvl w:val="0"/>
+          <w:numId w:val="1004"/>
+        </w:numPr>
+        <w:pStyle w:val="Compact"/>
+      </w:pPr>
+      <w:r>
+        <w:t xml:space="preserve">React application for the middle office, showcase website</w:t>
+      </w:r>
+      <w:r>
+        <w:t xml:space="preserve"> </w:t>
+      </w:r>
+      <w:hyperlink r:id="rId27">
+        <w:r>
+          <w:rPr>
+            <w:rStyle w:val="Hyperlink"/>
+          </w:rPr>
+          <w:t xml:space="preserve">hektare-immo.com</w:t>
+        </w:r>
+      </w:hyperlink>
+      <w:r>
+        <w:t xml:space="preserve"> </w:t>
+      </w:r>
+      <w:r>
+        <w:t xml:space="preserve">(HTML5, CSS3, jQuery).</w:t>
+      </w:r>
+    </w:p>
+    <w:p>
+      <w:pPr>
+        <w:numPr>
+          <w:ilvl w:val="0"/>
+          <w:numId w:val="1004"/>
+        </w:numPr>
+        <w:pStyle w:val="Compact"/>
+      </w:pPr>
+      <w:r>
+        <w:t xml:space="preserve">Team delivery with Scrum / Kanban.</w:t>
+      </w:r>
+    </w:p>
+    <w:p>
+      <w:pPr>
+        <w:pStyle w:val="FirstParagraph"/>
+      </w:pPr>
+      <w:r>
+        <w:rPr>
+          <w:iCs/>
+          <w:i/>
+        </w:rPr>
+        <w:t xml:space="preserve">Stack: React, Node.js, Express, MongoDB, REST API, Git, GitHub</w:t>
+      </w:r>
+    </w:p>
+    <w:bookmarkEnd w:id="28"/>
+    <w:bookmarkStart w:id="29" w:name="X1465d72ce0a7512d1e169b8854500a4dd45f63e"/>
+    <w:p>
+      <w:pPr>
+        <w:pStyle w:val="Heading3"/>
+      </w:pPr>
+      <w:r>
+        <w:t xml:space="preserve">Binas Group, Brussels — Technical Project Manager</w:t>
+      </w:r>
+    </w:p>
+    <w:p>
+      <w:pPr>
+        <w:pStyle w:val="FirstParagraph"/>
+      </w:pPr>
+      <w:r>
+        <w:rPr>
+          <w:bCs/>
+          <w:b/>
+        </w:rPr>
+        <w:t xml:space="preserve">11/2020 – 01/2021</w:t>
+      </w:r>
+    </w:p>
+    <w:p>
+      <w:pPr>
+        <w:pStyle w:val="BodyText"/>
+      </w:pPr>
+      <w:r>
+        <w:t xml:space="preserve">Greenfield development of a contact management PDM, with a team of 3.</w:t>
+      </w:r>
+    </w:p>
+    <w:p>
+      <w:pPr>
+        <w:numPr>
+          <w:ilvl w:val="0"/>
+          <w:numId w:val="1005"/>
+        </w:numPr>
+        <w:pStyle w:val="Compact"/>
+      </w:pPr>
+      <w:r>
+        <w:t xml:space="preserve">Solution architecture, SQL Server database and Dapper ORM.</w:t>
+      </w:r>
+    </w:p>
+    <w:p>
+      <w:pPr>
+        <w:numPr>
+          <w:ilvl w:val="0"/>
+          <w:numId w:val="1005"/>
+        </w:numPr>
+        <w:pStyle w:val="Compact"/>
+      </w:pPr>
+      <w:r>
+        <w:t xml:space="preserve">.NET Core API hosted on Azure, WPF client (Caliburn Micro).</w:t>
+      </w:r>
+    </w:p>
+    <w:bookmarkEnd w:id="29"/>
+    <w:bookmarkStart w:id="30" w:name="X181b5c4760b8a8687fa95f508263aed489b3795"/>
+    <w:p>
+      <w:pPr>
+        <w:pStyle w:val="Heading3"/>
+      </w:pPr>
+      <w:r>
+        <w:t xml:space="preserve">Sinequanone Institute, Bezons — Master’s degree trainer (M1 and M2)</w:t>
+      </w:r>
+    </w:p>
+    <w:p>
+      <w:pPr>
+        <w:pStyle w:val="FirstParagraph"/>
+      </w:pPr>
+      <w:r>
+        <w:rPr>
+          <w:bCs/>
+          <w:b/>
+        </w:rPr>
+        <w:t xml:space="preserve">Since 08/2020</w:t>
+      </w:r>
+    </w:p>
+    <w:p>
+      <w:pPr>
+        <w:pStyle w:val="BodyText"/>
+      </w:pPr>
+      <w:r>
+        <w:t xml:space="preserve">Training work-study students in full-stack development, Software Craftsmanship, DevOps (CI/CD) and agile project management. Two platforms delivered: invoicing (MongoDB, Node.js, React, Stripe, Docker) and apprenticeship contracts (Vue.js, Sequelize).</w:t>
+      </w:r>
+    </w:p>
+    <w:bookmarkEnd w:id="30"/>
+    <w:bookmarkStart w:id="31" w:name="betclic-group-bordeaux-tech-lead"/>
+    <w:p>
+      <w:pPr>
+        <w:pStyle w:val="Heading3"/>
+      </w:pPr>
+      <w:r>
+        <w:t xml:space="preserve">Betclic Group, Bordeaux — Tech Lead</w:t>
+      </w:r>
+    </w:p>
+    <w:p>
+      <w:pPr>
+        <w:pStyle w:val="FirstParagraph"/>
+      </w:pPr>
+      <w:r>
+        <w:rPr>
+          <w:bCs/>
+          <w:b/>
+        </w:rPr>
+        <w:t xml:space="preserve">11/2019 – 10/2020</w:t>
+      </w:r>
+    </w:p>
+    <w:p>
+      <w:pPr>
+        <w:pStyle w:val="BodyText"/>
+      </w:pPr>
+      <w:r>
+        <w:t xml:space="preserve">Tech Lead of a group of 4 within a team of 20, redesigning Windows services and REST APIs.</w:t>
+      </w:r>
+    </w:p>
+    <w:p>
+      <w:pPr>
+        <w:numPr>
+          <w:ilvl w:val="0"/>
+          <w:numId w:val="1006"/>
+        </w:numPr>
+        <w:pStyle w:val="Compact"/>
+      </w:pPr>
+      <w:r>
+        <w:t xml:space="preserve">API receiving real-time match messages from brokers (RabbitMQ).</w:t>
+      </w:r>
+    </w:p>
+    <w:p>
+      <w:pPr>
+        <w:numPr>
+          <w:ilvl w:val="0"/>
+          <w:numId w:val="1006"/>
+        </w:numPr>
+        <w:pStyle w:val="Compact"/>
+      </w:pPr>
+      <w:r>
+        <w:t xml:space="preserve">Stored procedures, Dapper ORM, Datadog and Kibana monitoring.</w:t>
+      </w:r>
+    </w:p>
+    <w:p>
+      <w:pPr>
+        <w:numPr>
+          <w:ilvl w:val="0"/>
+          <w:numId w:val="1006"/>
+        </w:numPr>
+        <w:pStyle w:val="Compact"/>
+      </w:pPr>
+      <w:r>
+        <w:t xml:space="preserve">Code reviews and production releases (TeamCity, Jenkins, Octopus).</w:t>
+      </w:r>
+    </w:p>
+    <w:bookmarkEnd w:id="31"/>
+    <w:bookmarkStart w:id="32" w:name="X0cdf2bb6935fa00dd9b8b631fdc955f44032d5e"/>
+    <w:p>
+      <w:pPr>
+        <w:pStyle w:val="Heading3"/>
+      </w:pPr>
+      <w:r>
+        <w:t xml:space="preserve">Société Générale CIB, La Défense — Lead Developer</w:t>
+      </w:r>
+    </w:p>
+    <w:p>
+      <w:pPr>
+        <w:pStyle w:val="FirstParagraph"/>
+      </w:pPr>
+      <w:r>
+        <w:rPr>
+          <w:bCs/>
+          <w:b/>
+        </w:rPr>
+        <w:t xml:space="preserve">01/2019 – 09/2019</w:t>
+      </w:r>
+    </w:p>
+    <w:p>
+      <w:pPr>
+        <w:pStyle w:val="BodyText"/>
+      </w:pPr>
+      <w:r>
+        <w:t xml:space="preserve">Maintenance of XOne (Forex Cash): unit test overhaul (NUnit, Moq), PL/SQL procedures on Oracle.</w:t>
+      </w:r>
+    </w:p>
+    <w:bookmarkEnd w:id="32"/>
+    <w:bookmarkStart w:id="33" w:name="ag-insurance-brussels-lead-developer"/>
+    <w:p>
+      <w:pPr>
+        <w:pStyle w:val="Heading3"/>
+      </w:pPr>
+      <w:r>
+        <w:t xml:space="preserve">AG Insurance, Brussels — Lead Developer</w:t>
+      </w:r>
+    </w:p>
+    <w:p>
+      <w:pPr>
+        <w:pStyle w:val="FirstParagraph"/>
+      </w:pPr>
+      <w:r>
+        <w:rPr>
+          <w:bCs/>
+          <w:b/>
+        </w:rPr>
+        <w:t xml:space="preserve">08/2017 – 08/2018</w:t>
+      </w:r>
+    </w:p>
+    <w:p>
+      <w:pPr>
+        <w:pStyle w:val="BodyText"/>
+      </w:pPr>
+      <w:r>
+        <w:t xml:space="preserve">Evolution of a web application that drives computations on an AFM grid and replaces an Excel tool. WCF back end, ASP.NET MVC screens.</w:t>
+      </w:r>
+    </w:p>
+    <w:bookmarkEnd w:id="33"/>
+    <w:bookmarkStart w:id="34" w:name="Xf90de28498b885c4118c6d761d68c65bad3a1b8"/>
+    <w:p>
+      <w:pPr>
+        <w:pStyle w:val="Heading3"/>
+      </w:pPr>
+      <w:r>
+        <w:t xml:space="preserve">Candriam Investors Group, Paris — Lead Developer / Architect</w:t>
+      </w:r>
+    </w:p>
+    <w:p>
+      <w:pPr>
+        <w:pStyle w:val="FirstParagraph"/>
+      </w:pPr>
+      <w:r>
+        <w:rPr>
+          <w:bCs/>
+          <w:b/>
+        </w:rPr>
+        <w:t xml:space="preserve">11/2016 – 03/2017</w:t>
+      </w:r>
+    </w:p>
+    <w:p>
+      <w:pPr>
+        <w:pStyle w:val="BodyText"/>
+      </w:pPr>
+      <w:r>
+        <w:t xml:space="preserve">Migration of VB and VB.NET batches to C# .NET 4: application inventory, dependency analysis, KPIs, test-driven development.</w:t>
+      </w:r>
+    </w:p>
+    <w:bookmarkEnd w:id="34"/>
+    <w:bookmarkStart w:id="35" w:name="X11981f9cacb8208f136c587ac44f75b30423345"/>
+    <w:p>
+      <w:pPr>
+        <w:pStyle w:val="Heading3"/>
+      </w:pPr>
+      <w:r>
+        <w:t xml:space="preserve">CEGC (BPCE Group), La Défense — Lead Developer</w:t>
+      </w:r>
+    </w:p>
+    <w:p>
+      <w:pPr>
+        <w:pStyle w:val="FirstParagraph"/>
+      </w:pPr>
+      <w:r>
+        <w:rPr>
+          <w:bCs/>
+          <w:b/>
+        </w:rPr>
+        <w:t xml:space="preserve">10/2014 – 10/2016</w:t>
+      </w:r>
+    </w:p>
+    <w:p>
+      <w:pPr>
+        <w:pStyle w:val="BodyText"/>
+      </w:pPr>
+      <w:r>
+        <w:t xml:space="preserve">Evolutions of the guarantee and surety management application (ASP.NET, WinForms, WCF, SSRS): technical specifications, architecture, packaging and acceptance testing. Performance audit for BPCE in 07/2014.</w:t>
+      </w:r>
+    </w:p>
+    <w:bookmarkEnd w:id="35"/>
+    <w:bookmarkStart w:id="36" w:name="earlier-engagements-2006-2014"/>
+    <w:p>
+      <w:pPr>
+        <w:pStyle w:val="Heading3"/>
+      </w:pPr>
+      <w:r>
+        <w:t xml:space="preserve">Earlier engagements (2006 – 2014)</w:t>
+      </w:r>
+    </w:p>
+    <w:p>
+      <w:pPr>
+        <w:numPr>
+          <w:ilvl w:val="0"/>
+          <w:numId w:val="1007"/>
+        </w:numPr>
+        <w:pStyle w:val="Compact"/>
+      </w:pPr>
+      <w:r>
+        <w:rPr>
+          <w:bCs/>
+          <w:b/>
+        </w:rPr>
+        <w:t xml:space="preserve">Banque de France</w:t>
+      </w:r>
+      <w:r>
+        <w:t xml:space="preserve"> </w:t>
+      </w:r>
+      <w:r>
+        <w:t xml:space="preserve">(2013 – 2014): VSTO Lead Developer on Solvency II, ASP.NET MVC and SSIS.</w:t>
+      </w:r>
+    </w:p>
+    <w:p>
+      <w:pPr>
+        <w:numPr>
+          <w:ilvl w:val="0"/>
+          <w:numId w:val="1007"/>
+        </w:numPr>
+        <w:pStyle w:val="Compact"/>
+      </w:pPr>
+      <w:r>
+        <w:rPr>
+          <w:bCs/>
+          <w:b/>
+        </w:rPr>
+        <w:t xml:space="preserve">Crédit Agricole CIB</w:t>
+      </w:r>
+      <w:r>
+        <w:t xml:space="preserve"> </w:t>
+      </w:r>
+      <w:r>
+        <w:t xml:space="preserve">(2011 – 2012): counterparty risk reporting (VaR, P&amp;L, stress), SSIS and SSAS.</w:t>
+      </w:r>
+    </w:p>
+    <w:p>
+      <w:pPr>
+        <w:numPr>
+          <w:ilvl w:val="0"/>
+          <w:numId w:val="1007"/>
+        </w:numPr>
+        <w:pStyle w:val="Compact"/>
+      </w:pPr>
+      <w:r>
+        <w:rPr>
+          <w:bCs/>
+          <w:b/>
+        </w:rPr>
+        <w:t xml:space="preserve">Société Générale CIB</w:t>
+      </w:r>
+      <w:r>
+        <w:t xml:space="preserve"> </w:t>
+      </w:r>
+      <w:r>
+        <w:t xml:space="preserve">(2010 – 2011): market connectivity (Tradeweb, Bloomberg) for US Treasury bonds, Scrum pilot project.</w:t>
+      </w:r>
+    </w:p>
+    <w:p>
+      <w:pPr>
+        <w:numPr>
+          <w:ilvl w:val="0"/>
+          <w:numId w:val="1007"/>
+        </w:numPr>
+        <w:pStyle w:val="Compact"/>
+      </w:pPr>
+      <w:r>
+        <w:rPr>
+          <w:bCs/>
+          <w:b/>
+        </w:rPr>
+        <w:t xml:space="preserve">Natixis</w:t>
+      </w:r>
+      <w:r>
+        <w:t xml:space="preserve"> </w:t>
+      </w:r>
+      <w:r>
+        <w:t xml:space="preserve">(2009 – 2010): financial product trading applications.</w:t>
+      </w:r>
+    </w:p>
+    <w:p>
+      <w:pPr>
+        <w:numPr>
+          <w:ilvl w:val="0"/>
+          <w:numId w:val="1007"/>
+        </w:numPr>
+        <w:pStyle w:val="Compact"/>
+      </w:pPr>
+      <w:r>
+        <w:rPr>
+          <w:bCs/>
+          <w:b/>
+        </w:rPr>
+        <w:t xml:space="preserve">Itron, Newedge, C-Design Fashion</w:t>
+      </w:r>
+      <w:r>
+        <w:t xml:space="preserve"> </w:t>
+      </w:r>
+      <w:r>
+        <w:t xml:space="preserve">(2006 – 2009): industrial software, database administration, PDM.</w:t>
+      </w:r>
+    </w:p>
+    <w:bookmarkEnd w:id="36"/>
+    <w:bookmarkEnd w:id="37"/>
+    <w:bookmarkStart w:id="38" w:name="generative-ai"/>
     <w:p>
       <w:pPr>
         <w:pStyle w:val="Heading2"/>
@@ -413,7 +1266,7 @@
       <w:pPr>
         <w:numPr>
           <w:ilvl w:val="0"/>
-          <w:numId w:val="1001"/>
+          <w:numId w:val="1008"/>
         </w:numPr>
         <w:pStyle w:val="Compact"/>
       </w:pPr>
@@ -425,7 +1278,7 @@
       <w:pPr>
         <w:numPr>
           <w:ilvl w:val="0"/>
-          <w:numId w:val="1001"/>
+          <w:numId w:val="1008"/>
         </w:numPr>
         <w:pStyle w:val="Compact"/>
       </w:pPr>
@@ -437,7 +1290,7 @@
       <w:pPr>
         <w:numPr>
           <w:ilvl w:val="0"/>
-          <w:numId w:val="1001"/>
+          <w:numId w:val="1008"/>
         </w:numPr>
         <w:pStyle w:val="Compact"/>
       </w:pPr>
@@ -449,7 +1302,7 @@
       <w:pPr>
         <w:numPr>
           <w:ilvl w:val="0"/>
-          <w:numId w:val="1001"/>
+          <w:numId w:val="1008"/>
         </w:numPr>
         <w:pStyle w:val="Compact"/>
       </w:pPr>
@@ -461,7 +1314,7 @@
       <w:pPr>
         <w:numPr>
           <w:ilvl w:val="0"/>
-          <w:numId w:val="1001"/>
+          <w:numId w:val="1008"/>
         </w:numPr>
         <w:pStyle w:val="Compact"/>
       </w:pPr>
@@ -505,8 +1358,8 @@
         <w:t xml:space="preserve">— Claude Code and GitHub Copilot every day, governed by project rules (CLAUDE.md): SOLID principles enforced, no SQL execution without approval.</w:t>
       </w:r>
     </w:p>
-    <w:bookmarkEnd w:id="25"/>
-    <w:bookmarkStart w:id="31" w:name="independent-work-through-cyrano-conseil"/>
+    <w:bookmarkEnd w:id="38"/>
+    <w:bookmarkStart w:id="43" w:name="independent-work-through-cyrano-conseil"/>
     <w:p>
       <w:pPr>
         <w:pStyle w:val="Heading2"/>
@@ -584,7 +1437,7 @@
               <w:pStyle w:val="Compact"/>
               <w:jc w:val="left"/>
             </w:pPr>
-            <w:hyperlink r:id="rId26">
+            <w:hyperlink r:id="rId39">
               <w:r>
                 <w:rPr>
                   <w:rStyle w:val="Hyperlink"/>
@@ -703,7 +1556,7 @@
               <w:pStyle w:val="Compact"/>
               <w:jc w:val="left"/>
             </w:pPr>
-            <w:hyperlink r:id="rId27">
+            <w:hyperlink r:id="rId40">
               <w:r>
                 <w:rPr>
                   <w:rStyle w:val="Hyperlink"/>
@@ -746,7 +1599,7 @@
               <w:pStyle w:val="Compact"/>
               <w:jc w:val="left"/>
             </w:pPr>
-            <w:hyperlink r:id="rId28">
+            <w:hyperlink r:id="rId41">
               <w:r>
                 <w:rPr>
                   <w:rStyle w:val="Hyperlink"/>
@@ -789,7 +1642,7 @@
               <w:pStyle w:val="Compact"/>
               <w:jc w:val="left"/>
             </w:pPr>
-            <w:hyperlink r:id="rId29">
+            <w:hyperlink r:id="rId27">
               <w:r>
                 <w:rPr>
                   <w:rStyle w:val="Hyperlink"/>
@@ -832,7 +1685,7 @@
               <w:pStyle w:val="Compact"/>
               <w:jc w:val="left"/>
             </w:pPr>
-            <w:hyperlink r:id="rId30">
+            <w:hyperlink r:id="rId42">
               <w:r>
                 <w:rPr>
                   <w:rStyle w:val="Hyperlink"/>
@@ -906,729 +1759,6 @@
         </w:tc>
       </w:tr>
     </w:tbl>
-    <w:bookmarkEnd w:id="31"/>
-    <w:bookmarkStart w:id="43" w:name="experience"/>
-    <w:p>
-      <w:pPr>
-        <w:pStyle w:val="Heading2"/>
-      </w:pPr>
-      <w:r>
-        <w:t xml:space="preserve">Experience</w:t>
-      </w:r>
-    </w:p>
-    <w:bookmarkStart w:id="32" w:name="Xe42dbdf3dfdb8d849656c85bf5baff172fef97a"/>
-    <w:p>
-      <w:pPr>
-        <w:pStyle w:val="Heading3"/>
-      </w:pPr>
-      <w:r>
-        <w:t xml:space="preserve">Sogecap (Société Générale Insurance), Paris — Technical Project Manager / Tech Lead (employee)</w:t>
-      </w:r>
-    </w:p>
-    <w:p>
-      <w:pPr>
-        <w:pStyle w:val="FirstParagraph"/>
-      </w:pPr>
-      <w:r>
-        <w:rPr>
-          <w:bCs/>
-          <w:b/>
-        </w:rPr>
-        <w:t xml:space="preserve">Since 03/2021</w:t>
-      </w:r>
-    </w:p>
-    <w:p>
-      <w:pPr>
-        <w:pStyle w:val="BodyText"/>
-      </w:pPr>
-      <w:r>
-        <w:t xml:space="preserve">Web redesign of an application that launches computations on an ALM grid, used by actuaries. Agile team of 7, including 3 front-end developers under my lead.</w:t>
-      </w:r>
-    </w:p>
-    <w:p>
-      <w:pPr>
-        <w:numPr>
-          <w:ilvl w:val="0"/>
-          <w:numId w:val="1002"/>
-        </w:numPr>
-        <w:pStyle w:val="Compact"/>
-      </w:pPr>
-      <w:r>
-        <w:t xml:space="preserve">Redesign of the WPF application as a React web application, while maintaining the WPF version.</w:t>
-      </w:r>
-    </w:p>
-    <w:p>
-      <w:pPr>
-        <w:numPr>
-          <w:ilvl w:val="0"/>
-          <w:numId w:val="1002"/>
-        </w:numPr>
-        <w:pStyle w:val="Compact"/>
-      </w:pPr>
-      <w:r>
-        <w:t xml:space="preserve">Re-architecture of the solution (GoF, SOLID, Software Craftsmanship).</w:t>
-      </w:r>
-    </w:p>
-    <w:p>
-      <w:pPr>
-        <w:numPr>
-          <w:ilvl w:val="0"/>
-          <w:numId w:val="1002"/>
-        </w:numPr>
-        <w:pStyle w:val="Compact"/>
-      </w:pPr>
-      <w:r>
-        <w:t xml:space="preserve">Unit tests (NUnit, Moq) with code coverage tracked in SonarQube.</w:t>
-      </w:r>
-    </w:p>
-    <w:p>
-      <w:pPr>
-        <w:numPr>
-          <w:ilvl w:val="0"/>
-          <w:numId w:val="1002"/>
-        </w:numPr>
-        <w:pStyle w:val="Compact"/>
-      </w:pPr>
-      <w:r>
-        <w:t xml:space="preserve">Migration of the computing engine from MS HPC to XGrid, the internal grid built by GBTO (Société Générale), integrated through its .NET Core API. Monitoring redesigned to track jobs in real time.</w:t>
-      </w:r>
-    </w:p>
-    <w:p>
-      <w:pPr>
-        <w:numPr>
-          <w:ilvl w:val="0"/>
-          <w:numId w:val="1002"/>
-        </w:numPr>
-        <w:pStyle w:val="Compact"/>
-      </w:pPr>
-      <w:r>
-        <w:t xml:space="preserve">Scrum delivery and single point of contact for actuaries, software vendors (bugs, licences) and IT (DevOps, servers, HPC).</w:t>
-      </w:r>
-    </w:p>
-    <w:p>
-      <w:pPr>
-        <w:pStyle w:val="FirstParagraph"/>
-      </w:pPr>
-      <w:r>
-        <w:rPr>
-          <w:iCs/>
-          <w:i/>
-        </w:rPr>
-        <w:t xml:space="preserve">Stack: C#, .NET Core, MVC, WPF, React, Node.js, Sequelize, PostgreSQL, Tailwind, GitLab, Jenkins, Ansible, Kubernetes, MS HPC, XGrid</w:t>
-      </w:r>
-    </w:p>
-    <w:bookmarkEnd w:id="32"/>
-    <w:bookmarkStart w:id="33" w:name="X2d31aadad2e3113c0ef9573ce70e8c27e981a91"/>
-    <w:p>
-      <w:pPr>
-        <w:pStyle w:val="Heading3"/>
-      </w:pPr>
-      <w:r>
-        <w:t xml:space="preserve">Les Rappelés, Tallinn (Estonia) — Lead Developer (side project)</w:t>
-      </w:r>
-    </w:p>
-    <w:p>
-      <w:pPr>
-        <w:pStyle w:val="FirstParagraph"/>
-      </w:pPr>
-      <w:r>
-        <w:rPr>
-          <w:bCs/>
-          <w:b/>
-        </w:rPr>
-        <w:t xml:space="preserve">03/2025 – 08/2025</w:t>
-      </w:r>
-    </w:p>
-    <w:p>
-      <w:pPr>
-        <w:pStyle w:val="BodyText"/>
-      </w:pPr>
-      <w:r>
-        <w:t xml:space="preserve">Design and delivery of the Lissen platform, from the mobile app to the back end.</w:t>
-      </w:r>
-    </w:p>
-    <w:p>
-      <w:pPr>
-        <w:numPr>
-          <w:ilvl w:val="0"/>
-          <w:numId w:val="1003"/>
-        </w:numPr>
-        <w:pStyle w:val="Compact"/>
-      </w:pPr>
-      <w:r>
-        <w:t xml:space="preserve">Expo / React Native mobile app published on Google Play.</w:t>
-      </w:r>
-    </w:p>
-    <w:p>
-      <w:pPr>
-        <w:numPr>
-          <w:ilvl w:val="0"/>
-          <w:numId w:val="1003"/>
-        </w:numPr>
-        <w:pStyle w:val="Compact"/>
-      </w:pPr>
-      <w:r>
-        <w:t xml:space="preserve">Next.js / React website deployed on Vercel.</w:t>
-      </w:r>
-    </w:p>
-    <w:p>
-      <w:pPr>
-        <w:numPr>
-          <w:ilvl w:val="0"/>
-          <w:numId w:val="1003"/>
-        </w:numPr>
-        <w:pStyle w:val="Compact"/>
-      </w:pPr>
-      <w:r>
-        <w:t xml:space="preserve">“</w:t>
-      </w:r>
-      <w:r>
-        <w:t xml:space="preserve">Forge</w:t>
-      </w:r>
-      <w:r>
-        <w:t xml:space="preserve">”</w:t>
-      </w:r>
-      <w:r>
-        <w:t xml:space="preserve"> </w:t>
-      </w:r>
-      <w:r>
-        <w:t xml:space="preserve">back end in Node.js / Express (REST API) on Railway.</w:t>
-      </w:r>
-    </w:p>
-    <w:p>
-      <w:pPr>
-        <w:numPr>
-          <w:ilvl w:val="0"/>
-          <w:numId w:val="1003"/>
-        </w:numPr>
-        <w:pStyle w:val="Compact"/>
-      </w:pPr>
-      <w:r>
-        <w:t xml:space="preserve">Vercel and Railway CI/CD, crash and performance monitoring (Sentry, Crashlytics).</w:t>
-      </w:r>
-    </w:p>
-    <w:p>
-      <w:pPr>
-        <w:numPr>
-          <w:ilvl w:val="0"/>
-          <w:numId w:val="1003"/>
-        </w:numPr>
-        <w:pStyle w:val="Compact"/>
-      </w:pPr>
-      <w:r>
-        <w:t xml:space="preserve">AI-driven automation and assistance (Anthropic API, OpenAI).</w:t>
-      </w:r>
-    </w:p>
-    <w:p>
-      <w:pPr>
-        <w:pStyle w:val="FirstParagraph"/>
-      </w:pPr>
-      <w:r>
-        <w:rPr>
-          <w:iCs/>
-          <w:i/>
-        </w:rPr>
-        <w:t xml:space="preserve">Stack: React Native, Expo, Next.js, Node.js, Express, PostgreSQL, IndexedDB, GitHub</w:t>
-      </w:r>
-    </w:p>
-    <w:bookmarkEnd w:id="33"/>
-    <w:bookmarkStart w:id="34" w:name="Xbb0cb4589e4c47c87db80eb04187e576df45a61"/>
-    <w:p>
-      <w:pPr>
-        <w:pStyle w:val="Heading3"/>
-      </w:pPr>
-      <w:r>
-        <w:t xml:space="preserve">Ektare Immo, Nairobi (Kenya) — Project Manager (side project)</w:t>
-      </w:r>
-    </w:p>
-    <w:p>
-      <w:pPr>
-        <w:pStyle w:val="FirstParagraph"/>
-      </w:pPr>
-      <w:r>
-        <w:rPr>
-          <w:bCs/>
-          <w:b/>
-        </w:rPr>
-        <w:t xml:space="preserve">06/2023 – 12/2023</w:t>
-      </w:r>
-    </w:p>
-    <w:p>
-      <w:pPr>
-        <w:pStyle w:val="BodyText"/>
-      </w:pPr>
-      <w:r>
-        <w:t xml:space="preserve">Design and delivery of a property management application for the Kenyan diaspora, with a team of 6.</w:t>
-      </w:r>
-    </w:p>
-    <w:p>
-      <w:pPr>
-        <w:numPr>
-          <w:ilvl w:val="0"/>
-          <w:numId w:val="1004"/>
-        </w:numPr>
-        <w:pStyle w:val="Compact"/>
-      </w:pPr>
-      <w:r>
-        <w:t xml:space="preserve">Solution design (front end, middle office, back end) and implementation of the middle office and back end.</w:t>
-      </w:r>
-    </w:p>
-    <w:p>
-      <w:pPr>
-        <w:numPr>
-          <w:ilvl w:val="0"/>
-          <w:numId w:val="1004"/>
-        </w:numPr>
-        <w:pStyle w:val="Compact"/>
-      </w:pPr>
-      <w:r>
-        <w:t xml:space="preserve">MongoDB database and REST API (OpenAPI, Controller / Service / Repository architecture).</w:t>
-      </w:r>
-    </w:p>
-    <w:p>
-      <w:pPr>
-        <w:numPr>
-          <w:ilvl w:val="0"/>
-          <w:numId w:val="1004"/>
-        </w:numPr>
-        <w:pStyle w:val="Compact"/>
-      </w:pPr>
-      <w:r>
-        <w:t xml:space="preserve">React application for the middle office, showcase website</w:t>
-      </w:r>
-      <w:r>
-        <w:t xml:space="preserve"> </w:t>
-      </w:r>
-      <w:hyperlink r:id="rId29">
-        <w:r>
-          <w:rPr>
-            <w:rStyle w:val="Hyperlink"/>
-          </w:rPr>
-          <w:t xml:space="preserve">hektare-immo.com</w:t>
-        </w:r>
-      </w:hyperlink>
-      <w:r>
-        <w:t xml:space="preserve"> </w:t>
-      </w:r>
-      <w:r>
-        <w:t xml:space="preserve">(HTML5, CSS3, jQuery).</w:t>
-      </w:r>
-    </w:p>
-    <w:p>
-      <w:pPr>
-        <w:numPr>
-          <w:ilvl w:val="0"/>
-          <w:numId w:val="1004"/>
-        </w:numPr>
-        <w:pStyle w:val="Compact"/>
-      </w:pPr>
-      <w:r>
-        <w:t xml:space="preserve">Team delivery with Scrum / Kanban.</w:t>
-      </w:r>
-    </w:p>
-    <w:p>
-      <w:pPr>
-        <w:pStyle w:val="FirstParagraph"/>
-      </w:pPr>
-      <w:r>
-        <w:rPr>
-          <w:iCs/>
-          <w:i/>
-        </w:rPr>
-        <w:t xml:space="preserve">Stack: React, Node.js, Express, MongoDB, REST API, Git, GitHub</w:t>
-      </w:r>
-    </w:p>
-    <w:bookmarkEnd w:id="34"/>
-    <w:bookmarkStart w:id="35" w:name="X1465d72ce0a7512d1e169b8854500a4dd45f63e"/>
-    <w:p>
-      <w:pPr>
-        <w:pStyle w:val="Heading3"/>
-      </w:pPr>
-      <w:r>
-        <w:t xml:space="preserve">Binas Group, Brussels — Technical Project Manager</w:t>
-      </w:r>
-    </w:p>
-    <w:p>
-      <w:pPr>
-        <w:pStyle w:val="FirstParagraph"/>
-      </w:pPr>
-      <w:r>
-        <w:rPr>
-          <w:bCs/>
-          <w:b/>
-        </w:rPr>
-        <w:t xml:space="preserve">11/2020 – 01/2021</w:t>
-      </w:r>
-    </w:p>
-    <w:p>
-      <w:pPr>
-        <w:pStyle w:val="BodyText"/>
-      </w:pPr>
-      <w:r>
-        <w:t xml:space="preserve">Greenfield development of a contact management PDM, with a team of 3.</w:t>
-      </w:r>
-    </w:p>
-    <w:p>
-      <w:pPr>
-        <w:numPr>
-          <w:ilvl w:val="0"/>
-          <w:numId w:val="1005"/>
-        </w:numPr>
-        <w:pStyle w:val="Compact"/>
-      </w:pPr>
-      <w:r>
-        <w:t xml:space="preserve">Solution architecture, SQL Server database and Dapper ORM.</w:t>
-      </w:r>
-    </w:p>
-    <w:p>
-      <w:pPr>
-        <w:numPr>
-          <w:ilvl w:val="0"/>
-          <w:numId w:val="1005"/>
-        </w:numPr>
-        <w:pStyle w:val="Compact"/>
-      </w:pPr>
-      <w:r>
-        <w:t xml:space="preserve">.NET Core API hosted on Azure, WPF client (Caliburn Micro).</w:t>
-      </w:r>
-    </w:p>
-    <w:bookmarkEnd w:id="35"/>
-    <w:bookmarkStart w:id="36" w:name="X181b5c4760b8a8687fa95f508263aed489b3795"/>
-    <w:p>
-      <w:pPr>
-        <w:pStyle w:val="Heading3"/>
-      </w:pPr>
-      <w:r>
-        <w:t xml:space="preserve">Sinequanone Institute, Bezons — Master’s degree trainer (M1 and M2)</w:t>
-      </w:r>
-    </w:p>
-    <w:p>
-      <w:pPr>
-        <w:pStyle w:val="FirstParagraph"/>
-      </w:pPr>
-      <w:r>
-        <w:rPr>
-          <w:bCs/>
-          <w:b/>
-        </w:rPr>
-        <w:t xml:space="preserve">Since 08/2020</w:t>
-      </w:r>
-    </w:p>
-    <w:p>
-      <w:pPr>
-        <w:pStyle w:val="BodyText"/>
-      </w:pPr>
-      <w:r>
-        <w:t xml:space="preserve">Training work-study students in full-stack development, Software Craftsmanship, DevOps (CI/CD) and agile project management. Two platforms delivered: invoicing (MongoDB, Node.js, React, Stripe, Docker) and apprenticeship contracts (Vue.js, Sequelize).</w:t>
-      </w:r>
-    </w:p>
-    <w:bookmarkEnd w:id="36"/>
-    <w:bookmarkStart w:id="37" w:name="betclic-group-bordeaux-tech-lead"/>
-    <w:p>
-      <w:pPr>
-        <w:pStyle w:val="Heading3"/>
-      </w:pPr>
-      <w:r>
-        <w:t xml:space="preserve">Betclic Group, Bordeaux — Tech Lead</w:t>
-      </w:r>
-    </w:p>
-    <w:p>
-      <w:pPr>
-        <w:pStyle w:val="FirstParagraph"/>
-      </w:pPr>
-      <w:r>
-        <w:rPr>
-          <w:bCs/>
-          <w:b/>
-        </w:rPr>
-        <w:t xml:space="preserve">11/2019 – 10/2020</w:t>
-      </w:r>
-    </w:p>
-    <w:p>
-      <w:pPr>
-        <w:pStyle w:val="BodyText"/>
-      </w:pPr>
-      <w:r>
-        <w:t xml:space="preserve">Tech Lead of a group of 4 within a team of 20, redesigning Windows services and REST APIs.</w:t>
-      </w:r>
-    </w:p>
-    <w:p>
-      <w:pPr>
-        <w:numPr>
-          <w:ilvl w:val="0"/>
-          <w:numId w:val="1006"/>
-        </w:numPr>
-        <w:pStyle w:val="Compact"/>
-      </w:pPr>
-      <w:r>
-        <w:t xml:space="preserve">API receiving real-time match messages from brokers (RabbitMQ).</w:t>
-      </w:r>
-    </w:p>
-    <w:p>
-      <w:pPr>
-        <w:numPr>
-          <w:ilvl w:val="0"/>
-          <w:numId w:val="1006"/>
-        </w:numPr>
-        <w:pStyle w:val="Compact"/>
-      </w:pPr>
-      <w:r>
-        <w:t xml:space="preserve">Stored procedures, Dapper ORM, Datadog and Kibana monitoring.</w:t>
-      </w:r>
-    </w:p>
-    <w:p>
-      <w:pPr>
-        <w:numPr>
-          <w:ilvl w:val="0"/>
-          <w:numId w:val="1006"/>
-        </w:numPr>
-        <w:pStyle w:val="Compact"/>
-      </w:pPr>
-      <w:r>
-        <w:t xml:space="preserve">Code reviews and production releases (TeamCity, Jenkins, Octopus).</w:t>
-      </w:r>
-    </w:p>
-    <w:bookmarkEnd w:id="37"/>
-    <w:bookmarkStart w:id="38" w:name="X0cdf2bb6935fa00dd9b8b631fdc955f44032d5e"/>
-    <w:p>
-      <w:pPr>
-        <w:pStyle w:val="Heading3"/>
-      </w:pPr>
-      <w:r>
-        <w:t xml:space="preserve">Société Générale CIB, La Défense — Lead Developer</w:t>
-      </w:r>
-    </w:p>
-    <w:p>
-      <w:pPr>
-        <w:pStyle w:val="FirstParagraph"/>
-      </w:pPr>
-      <w:r>
-        <w:rPr>
-          <w:bCs/>
-          <w:b/>
-        </w:rPr>
-        <w:t xml:space="preserve">01/2019 – 09/2019</w:t>
-      </w:r>
-    </w:p>
-    <w:p>
-      <w:pPr>
-        <w:pStyle w:val="BodyText"/>
-      </w:pPr>
-      <w:r>
-        <w:t xml:space="preserve">Maintenance of XOne (Forex Cash): unit test overhaul (NUnit, Moq), PL/SQL procedures on Oracle.</w:t>
-      </w:r>
-    </w:p>
-    <w:bookmarkEnd w:id="38"/>
-    <w:bookmarkStart w:id="39" w:name="ag-insurance-brussels-lead-developer"/>
-    <w:p>
-      <w:pPr>
-        <w:pStyle w:val="Heading3"/>
-      </w:pPr>
-      <w:r>
-        <w:t xml:space="preserve">AG Insurance, Brussels — Lead Developer</w:t>
-      </w:r>
-    </w:p>
-    <w:p>
-      <w:pPr>
-        <w:pStyle w:val="FirstParagraph"/>
-      </w:pPr>
-      <w:r>
-        <w:rPr>
-          <w:bCs/>
-          <w:b/>
-        </w:rPr>
-        <w:t xml:space="preserve">08/2017 – 08/2018</w:t>
-      </w:r>
-    </w:p>
-    <w:p>
-      <w:pPr>
-        <w:pStyle w:val="BodyText"/>
-      </w:pPr>
-      <w:r>
-        <w:t xml:space="preserve">Evolution of a web application that drives computations on an AFM grid and replaces an Excel tool. WCF back end, ASP.NET MVC screens.</w:t>
-      </w:r>
-    </w:p>
-    <w:bookmarkEnd w:id="39"/>
-    <w:bookmarkStart w:id="40" w:name="Xf90de28498b885c4118c6d761d68c65bad3a1b8"/>
-    <w:p>
-      <w:pPr>
-        <w:pStyle w:val="Heading3"/>
-      </w:pPr>
-      <w:r>
-        <w:t xml:space="preserve">Candriam Investors Group, Paris — Lead Developer / Architect</w:t>
-      </w:r>
-    </w:p>
-    <w:p>
-      <w:pPr>
-        <w:pStyle w:val="FirstParagraph"/>
-      </w:pPr>
-      <w:r>
-        <w:rPr>
-          <w:bCs/>
-          <w:b/>
-        </w:rPr>
-        <w:t xml:space="preserve">11/2016 – 03/2017</w:t>
-      </w:r>
-    </w:p>
-    <w:p>
-      <w:pPr>
-        <w:pStyle w:val="BodyText"/>
-      </w:pPr>
-      <w:r>
-        <w:t xml:space="preserve">Migration of VB and VB.NET batches to C# .NET 4: application inventory, dependency analysis, KPIs, test-driven development.</w:t>
-      </w:r>
-    </w:p>
-    <w:bookmarkEnd w:id="40"/>
-    <w:bookmarkStart w:id="41" w:name="X11981f9cacb8208f136c587ac44f75b30423345"/>
-    <w:p>
-      <w:pPr>
-        <w:pStyle w:val="Heading3"/>
-      </w:pPr>
-      <w:r>
-        <w:t xml:space="preserve">CEGC (BPCE Group), La Défense — Lead Developer</w:t>
-      </w:r>
-    </w:p>
-    <w:p>
-      <w:pPr>
-        <w:pStyle w:val="FirstParagraph"/>
-      </w:pPr>
-      <w:r>
-        <w:rPr>
-          <w:bCs/>
-          <w:b/>
-        </w:rPr>
-        <w:t xml:space="preserve">10/2014 – 10/2016</w:t>
-      </w:r>
-    </w:p>
-    <w:p>
-      <w:pPr>
-        <w:pStyle w:val="BodyText"/>
-      </w:pPr>
-      <w:r>
-        <w:t xml:space="preserve">Evolutions of the guarantee and surety management application (ASP.NET, WinForms, WCF, SSRS): technical specifications, architecture, packaging and acceptance testing. Performance audit for BPCE in 07/2014.</w:t>
-      </w:r>
-    </w:p>
-    <w:bookmarkEnd w:id="41"/>
-    <w:bookmarkStart w:id="42" w:name="earlier-engagements-2006-2014"/>
-    <w:p>
-      <w:pPr>
-        <w:pStyle w:val="Heading3"/>
-      </w:pPr>
-      <w:r>
-        <w:t xml:space="preserve">Earlier engagements (2006 – 2014)</w:t>
-      </w:r>
-    </w:p>
-    <w:p>
-      <w:pPr>
-        <w:numPr>
-          <w:ilvl w:val="0"/>
-          <w:numId w:val="1007"/>
-        </w:numPr>
-        <w:pStyle w:val="Compact"/>
-      </w:pPr>
-      <w:r>
-        <w:rPr>
-          <w:bCs/>
-          <w:b/>
-        </w:rPr>
-        <w:t xml:space="preserve">Banque de France</w:t>
-      </w:r>
-      <w:r>
-        <w:t xml:space="preserve"> </w:t>
-      </w:r>
-      <w:r>
-        <w:t xml:space="preserve">(2013 – 2014): VSTO Lead Developer on Solvency II, ASP.NET MVC and SSIS.</w:t>
-      </w:r>
-    </w:p>
-    <w:p>
-      <w:pPr>
-        <w:numPr>
-          <w:ilvl w:val="0"/>
-          <w:numId w:val="1007"/>
-        </w:numPr>
-        <w:pStyle w:val="Compact"/>
-      </w:pPr>
-      <w:r>
-        <w:rPr>
-          <w:bCs/>
-          <w:b/>
-        </w:rPr>
-        <w:t xml:space="preserve">Crédit Agricole CIB</w:t>
-      </w:r>
-      <w:r>
-        <w:t xml:space="preserve"> </w:t>
-      </w:r>
-      <w:r>
-        <w:t xml:space="preserve">(2011 – 2012): counterparty risk reporting (VaR, P&amp;L, stress), SSIS and SSAS.</w:t>
-      </w:r>
-    </w:p>
-    <w:p>
-      <w:pPr>
-        <w:numPr>
-          <w:ilvl w:val="0"/>
-          <w:numId w:val="1007"/>
-        </w:numPr>
-        <w:pStyle w:val="Compact"/>
-      </w:pPr>
-      <w:r>
-        <w:rPr>
-          <w:bCs/>
-          <w:b/>
-        </w:rPr>
-        <w:t xml:space="preserve">Société Générale CIB</w:t>
-      </w:r>
-      <w:r>
-        <w:t xml:space="preserve"> </w:t>
-      </w:r>
-      <w:r>
-        <w:t xml:space="preserve">(2010 – 2011): market connectivity (Tradeweb, Bloomberg) for US Treasury bonds, Scrum pilot project.</w:t>
-      </w:r>
-    </w:p>
-    <w:p>
-      <w:pPr>
-        <w:numPr>
-          <w:ilvl w:val="0"/>
-          <w:numId w:val="1007"/>
-        </w:numPr>
-        <w:pStyle w:val="Compact"/>
-      </w:pPr>
-      <w:r>
-        <w:rPr>
-          <w:bCs/>
-          <w:b/>
-        </w:rPr>
-        <w:t xml:space="preserve">Natixis</w:t>
-      </w:r>
-      <w:r>
-        <w:t xml:space="preserve"> </w:t>
-      </w:r>
-      <w:r>
-        <w:t xml:space="preserve">(2009 – 2010): financial product trading applications.</w:t>
-      </w:r>
-    </w:p>
-    <w:p>
-      <w:pPr>
-        <w:numPr>
-          <w:ilvl w:val="0"/>
-          <w:numId w:val="1007"/>
-        </w:numPr>
-        <w:pStyle w:val="Compact"/>
-      </w:pPr>
-      <w:r>
-        <w:rPr>
-          <w:bCs/>
-          <w:b/>
-        </w:rPr>
-        <w:t xml:space="preserve">Itron, Newedge, C-Design Fashion</w:t>
-      </w:r>
-      <w:r>
-        <w:t xml:space="preserve"> </w:t>
-      </w:r>
-      <w:r>
-        <w:t xml:space="preserve">(2006 – 2009): industrial software, database administration, PDM.</w:t>
-      </w:r>
-    </w:p>
-    <w:bookmarkEnd w:id="42"/>
     <w:bookmarkEnd w:id="43"/>
     <w:bookmarkStart w:id="44" w:name="education-and-languages"/>
     <w:p>
@@ -1643,7 +1773,7 @@
       <w:pPr>
         <w:numPr>
           <w:ilvl w:val="0"/>
-          <w:numId w:val="1008"/>
+          <w:numId w:val="1009"/>
         </w:numPr>
         <w:pStyle w:val="Compact"/>
       </w:pPr>
@@ -1665,7 +1795,7 @@
       <w:pPr>
         <w:numPr>
           <w:ilvl w:val="0"/>
-          <w:numId w:val="1008"/>
+          <w:numId w:val="1009"/>
         </w:numPr>
         <w:pStyle w:val="Compact"/>
       </w:pPr>
@@ -1687,7 +1817,7 @@
       <w:pPr>
         <w:numPr>
           <w:ilvl w:val="0"/>
-          <w:numId w:val="1008"/>
+          <w:numId w:val="1009"/>
         </w:numPr>
         <w:pStyle w:val="Compact"/>
       </w:pPr>
@@ -1932,6 +2062,9 @@
     <w:abstractNumId w:val="991"/>
   </w:num>
   <w:num w:numId="1008">
+    <w:abstractNumId w:val="991"/>
+  </w:num>
+  <w:num w:numId="1009">
     <w:abstractNumId w:val="991"/>
   </w:num>
 </w:numbering>

--- a/resources/docs/biahprofile_en.docx
+++ b/resources/docs/biahprofile_en.docx
@@ -389,13 +389,13 @@
         <w:t xml:space="preserve">Experience</w:t>
       </w:r>
     </w:p>
-    <w:bookmarkStart w:id="25" w:name="Xe42dbdf3dfdb8d849656c85bf5baff172fef97a"/>
+    <w:bookmarkStart w:id="25" w:name="X9bfdf342c3d43449a0eb22caca5b00c55c65dbb"/>
     <w:p>
       <w:pPr>
         <w:pStyle w:val="Heading3"/>
       </w:pPr>
       <w:r>
-        <w:t xml:space="preserve">Sogecap (Société Générale Insurance), Paris — Technical Project Manager / Tech Lead (employee)</w:t>
+        <w:t xml:space="preserve">Sogecap (Société Générale Insurance), Paris — Application Officer, Technical Project Manager / Tech Lead (employee)</w:t>
       </w:r>
     </w:p>
     <w:p>
@@ -427,7 +427,7 @@
           <w:bCs/>
           <w:b/>
         </w:rPr>
-        <w:t xml:space="preserve">Computing platform migration (2026) — POC approved, development nearly complete</w:t>
+        <w:t xml:space="preserve">Computing platform migration (2026), led as Application Officer — POC approved, development nearly complete</w:t>
       </w:r>
     </w:p>
     <w:p>

--- a/resources/docs/biahprofile_en.docx
+++ b/resources/docs/biahprofile_en.docx
@@ -464,7 +464,7 @@
         <w:pStyle w:val="Compact"/>
       </w:pPr>
       <w:r>
-        <w:t xml:space="preserve">Built the computation orchestration: REST API, job dependencies as a graph (DAG), state machine, crash detection, safe concurrent dispatch on PostgreSQL (</w:t>
+        <w:t xml:space="preserve">Built the POC back end in .NET 8 / Dapper: REST API, job dependencies as a graph (DAG), state machine, crash detection, safe concurrent dispatch on PostgreSQL (</w:t>
       </w:r>
       <w:r>
         <w:rPr>
@@ -473,7 +473,7 @@
         <w:t xml:space="preserve">SKIP LOCKED</w:t>
       </w:r>
       <w:r>
-        <w:t xml:space="preserve">), integrated with the existing data model (Dapper).</w:t>
+        <w:t xml:space="preserve">), integrated with the existing data model.</w:t>
       </w:r>
     </w:p>
     <w:p>
@@ -485,7 +485,7 @@
         <w:pStyle w:val="Compact"/>
       </w:pPr>
       <w:r>
-        <w:t xml:space="preserve">Applied least privilege (computing agents have no database access) and documented the target architecture.</w:t>
+        <w:t xml:space="preserve">Applied least privilege (agents without database access) and documented the target architecture; code skeletons generated with Claude Code from iterative specifications.</w:t>
       </w:r>
     </w:p>
     <w:p>
@@ -497,7 +497,7 @@
         <w:pStyle w:val="Compact"/>
       </w:pPr>
       <w:r>
-        <w:t xml:space="preserve">Specified the computation submission interface on a design system shared by two applications.</w:t>
+        <w:t xml:space="preserve">Built the POC front end (HTML, CSS, JavaScript): submission interface, real-time monitoring of computation progress and logs, IndexedDB cache and client-side optimisations, on a design system shared by two applications.</w:t>
       </w:r>
     </w:p>
     <w:p>
@@ -509,6 +509,18 @@
         <w:pStyle w:val="Compact"/>
       </w:pPr>
       <w:r>
+        <w:t xml:space="preserve">Beforehand, an exploratory POC in Node.js / Sequelize, which became the sister application whose design system was reused.</w:t>
+      </w:r>
+    </w:p>
+    <w:p>
+      <w:pPr>
+        <w:numPr>
+          <w:ilvl w:val="0"/>
+          <w:numId w:val="1001"/>
+        </w:numPr>
+        <w:pStyle w:val="Compact"/>
+      </w:pPr>
+      <w:r>
         <w:t xml:space="preserve">Set up agile delivery: Epic → Feature → User Story backlog, sprints tracked as GitLab milestones, standard Jira ticket template (context, deliverables, acceptance criteria); led the web migration workstream (project plan, demos, acceptance testing, releases).</w:t>
       </w:r>
     </w:p>
@@ -534,18 +546,6 @@
       </w:pPr>
       <w:r>
         <w:t xml:space="preserve">In progress: GitLab CI/CD for a .NET team not covered by the Group’s DevOps platform (Java only). Build script review: removed a hard-coded secret and false-success publications.</w:t>
-      </w:r>
-    </w:p>
-    <w:p>
-      <w:pPr>
-        <w:numPr>
-          <w:ilvl w:val="0"/>
-          <w:numId w:val="1001"/>
-        </w:numPr>
-        <w:pStyle w:val="Compact"/>
-      </w:pPr>
-      <w:r>
-        <w:t xml:space="preserve">Iterative specifications with Claude Code to generate code skeletons and the user interface.</w:t>
       </w:r>
     </w:p>
     <w:p>
@@ -569,7 +569,7 @@
         <w:pStyle w:val="Compact"/>
       </w:pPr>
       <w:r>
-        <w:t xml:space="preserve">Redesign of the WPF application as a React web application, while maintaining the WPF version.</w:t>
+        <w:t xml:space="preserve">Supervised the redesign of the WPF application as a React web application (forms, data tables, dashboards): task breakdown, code reviews, mentoring; maintenance of the WPF version.</w:t>
       </w:r>
     </w:p>
     <w:p>
@@ -582,18 +582,6 @@
       </w:pPr>
       <w:r>
         <w:t xml:space="preserve">Re-architecture of the solution (GoF, SOLID, Software Craftsmanship); unit tests (NUnit, Moq) with code coverage tracked in SonarQube.</w:t>
-      </w:r>
-    </w:p>
-    <w:p>
-      <w:pPr>
-        <w:numPr>
-          <w:ilvl w:val="0"/>
-          <w:numId w:val="1002"/>
-        </w:numPr>
-        <w:pStyle w:val="Compact"/>
-      </w:pPr>
-      <w:r>
-        <w:t xml:space="preserve">Monitoring redesigned to track computation jobs in real time.</w:t>
       </w:r>
     </w:p>
     <w:p>
@@ -617,7 +605,7 @@
           <w:iCs/>
           <w:i/>
         </w:rPr>
-        <w:t xml:space="preserve">Stack: C#, .NET 8, ASP.NET Core, Kestrel, Windows Services, Dapper, PostgreSQL, React, Node.js, MVC, WPF, PowerShell, IIS, NuGet, Artifactory, GitLab, Jira, Jenkins, Ansible, Kubernetes, MS HPC, Claude Code</w:t>
+        <w:t xml:space="preserve">Stack: C#, .NET 8, ASP.NET Core, Kestrel, Windows Services, Dapper, PostgreSQL, HTML/CSS/JS, IndexedDB, React, Node.js, Sequelize, MVC, WPF, PowerShell, IIS, NuGet, Artifactory, GitLab, Jira, Jenkins, Ansible, Kubernetes, MS HPC, Claude Code</w:t>
       </w:r>
     </w:p>
     <w:bookmarkEnd w:id="25"/>
@@ -1319,7 +1307,7 @@
         <w:pStyle w:val="Compact"/>
       </w:pPr>
       <w:r>
-        <w:t xml:space="preserve">Stack: Next.js 14 (TypeScript, shadcn/ui, Recharts), FastAPI (Python), SQLAlchemy 2, PostgreSQL 16 (dedicated schema, views, triggers), Redis / Celery, NextAuth, GitHub Actions CI/CD to Railway and Vercel.</w:t>
+        <w:t xml:space="preserve">Stack: Next.js 14 (TypeScript, shadcn/ui, Recharts), FastAPI (Python), SQLAlchemy 2, PostgreSQL 16 (dedicated schema, views, triggers), NextAuth, GitHub Actions CI/CD to Railway and Vercel.</w:t>
       </w:r>
     </w:p>
     <w:p>
@@ -1850,7 +1838,7 @@
         <w:t xml:space="preserve"> </w:t>
       </w:r>
       <w:r>
-        <w:t xml:space="preserve">(project managers and team leaders at CEGC/BPCE, Banque de France, ACPR) available on request.</w:t>
+        <w:t xml:space="preserve">available on request (CEGC/BPCE, Banque de France, ACPR).</w:t>
       </w:r>
     </w:p>
     <w:bookmarkEnd w:id="44"/>

--- a/resources/docs/biahprofile_en.docx
+++ b/resources/docs/biahprofile_en.docx
@@ -2,7 +2,7 @@
 <file path=word/document.xml><?xml version="1.0" encoding="utf-8"?>
 <w:document xmlns:w="http://schemas.openxmlformats.org/wordprocessingml/2006/main" xmlns:m="http://schemas.openxmlformats.org/officeDocument/2006/math" xmlns:r="http://schemas.openxmlformats.org/officeDocument/2006/relationships" xmlns:o="urn:schemas-microsoft-com:office:office" xmlns:v="urn:schemas-microsoft-com:vml" xmlns:w10="urn:schemas-microsoft-com:office:word" xmlns:a="http://schemas.openxmlformats.org/drawingml/2006/main" xmlns:pic="http://schemas.openxmlformats.org/drawingml/2006/picture" xmlns:wp="http://schemas.openxmlformats.org/drawingml/2006/wordprocessingDrawing">
   <w:body>
-    <w:bookmarkStart w:id="45" w:name="jean-luc-biah"/>
+    <w:bookmarkStart w:id="46" w:name="jean-luc-biah"/>
     <w:p>
       <w:pPr>
         <w:pStyle w:val="Heading1"/>
@@ -1221,7 +1221,7 @@
     </w:p>
     <w:bookmarkEnd w:id="36"/>
     <w:bookmarkEnd w:id="37"/>
-    <w:bookmarkStart w:id="38" w:name="generative-ai"/>
+    <w:bookmarkStart w:id="39" w:name="generative-ai"/>
     <w:p>
       <w:pPr>
         <w:pStyle w:val="Heading2"/>
@@ -1271,19 +1271,7 @@
         <w:pStyle w:val="Compact"/>
       </w:pPr>
       <w:r>
-        <w:t xml:space="preserve">AI financial advisor on the Claude API: streamed answers (SSE), with a system prompt automatically fed with the user’s financial context (income, expenses, disposable income, debts, tight months).</w:t>
-      </w:r>
-    </w:p>
-    <w:p>
-      <w:pPr>
-        <w:numPr>
-          <w:ilvl w:val="0"/>
-          <w:numId w:val="1008"/>
-        </w:numPr>
-        <w:pStyle w:val="Compact"/>
-      </w:pPr>
-      <w:r>
-        <w:t xml:space="preserve">Prototype removed after evaluation: the value delivered did not justify the API cost. A product decision, not a technical one.</w:t>
+        <w:t xml:space="preserve">AI financial advisor on the Claude API: streamed answers (SSE), with a system prompt automatically fed with the user’s financial context (income, expenses, disposable income, debts, tight months). Prototype removed after evaluation: the value delivered did not justify the API cost. A product decision, not a technical one.</w:t>
       </w:r>
     </w:p>
     <w:p>
@@ -1319,18 +1307,86 @@
           <w:bCs/>
           <w:b/>
         </w:rPr>
-        <w:t xml:space="preserve">Lissen (2025)</w:t>
+        <w:t xml:space="preserve">Bitojel — automatically published quotes media (since 2026)</w:t>
       </w:r>
       <w:r>
         <w:t xml:space="preserve"> </w:t>
       </w:r>
       <w:r>
-        <w:t xml:space="preserve">— automation and AI assistance built into the platform (Anthropic API, OpenAI).</w:t>
-      </w:r>
-    </w:p>
-    <w:p>
-      <w:pPr>
-        <w:pStyle w:val="BodyText"/>
+        <w:t xml:space="preserve">—</w:t>
+      </w:r>
+      <w:r>
+        <w:t xml:space="preserve"> </w:t>
+      </w:r>
+      <w:hyperlink r:id="rId38">
+        <w:r>
+          <w:rPr>
+            <w:rStyle w:val="Hyperlink"/>
+          </w:rPr>
+          <w:t xml:space="preserve">x.com/bitojelx</w:t>
+        </w:r>
+      </w:hyperlink>
+    </w:p>
+    <w:p>
+      <w:pPr>
+        <w:numPr>
+          <w:ilvl w:val="0"/>
+          <w:numId w:val="1009"/>
+        </w:numPr>
+        <w:pStyle w:val="Compact"/>
+      </w:pPr>
+      <w:r>
+        <w:t xml:space="preserve">Automated publishing pipeline: quote scheduling, visual composition (retouched portrait and quote), daily posting on X; Facebook ready, short videos in design. Web control dashboard (import, scheduling, authors, quotes, publication monitoring).</w:t>
+      </w:r>
+    </w:p>
+    <w:p>
+      <w:pPr>
+        <w:numPr>
+          <w:ilvl w:val="0"/>
+          <w:numId w:val="1009"/>
+        </w:numPr>
+        <w:pStyle w:val="Compact"/>
+      </w:pPr>
+      <w:r>
+        <w:t xml:space="preserve">AI built into the editorial work: the Claude API analyses imports (duplicates, unknown authors, themes), enriches the schedule and writes YouTube metadata; in the author page, a conversational assistant carries out actions itself (biography, watermark).</w:t>
+      </w:r>
+    </w:p>
+    <w:p>
+      <w:pPr>
+        <w:numPr>
+          <w:ilvl w:val="0"/>
+          <w:numId w:val="1009"/>
+        </w:numPr>
+        <w:pStyle w:val="Compact"/>
+      </w:pPr>
+      <w:r>
+        <w:t xml:space="preserve">Central API reused by my applications: JWT authentication with authorised domains, Claude API relay (server-side key, rate limiting). Built with Claude Code.</w:t>
+      </w:r>
+    </w:p>
+    <w:p>
+      <w:pPr>
+        <w:numPr>
+          <w:ilvl w:val="0"/>
+          <w:numId w:val="1009"/>
+        </w:numPr>
+        <w:pStyle w:val="Compact"/>
+      </w:pPr>
+      <w:r>
+        <w:t xml:space="preserve">Stack: Node.js / Express, Prisma, PostgreSQL, Sharp,</w:t>
+      </w:r>
+      <w:r>
+        <w:t xml:space="preserve"> </w:t>
+      </w:r>
+      <w:r>
+        <w:t xml:space="preserve">@napi-rs/canvas</w:t>
+      </w:r>
+      <w:r>
+        <w:t xml:space="preserve">; Netlify, Railway, Vercel (cron).</w:t>
+      </w:r>
+    </w:p>
+    <w:p>
+      <w:pPr>
+        <w:pStyle w:val="FirstParagraph"/>
       </w:pPr>
       <w:r>
         <w:rPr>
@@ -1346,8 +1402,8 @@
         <w:t xml:space="preserve">— Claude Code and GitHub Copilot every day, governed by project rules (CLAUDE.md): SOLID principles enforced, no SQL execution without approval.</w:t>
       </w:r>
     </w:p>
-    <w:bookmarkEnd w:id="38"/>
-    <w:bookmarkStart w:id="43" w:name="independent-work-through-cyrano-conseil"/>
+    <w:bookmarkEnd w:id="39"/>
+    <w:bookmarkStart w:id="44" w:name="independent-work-through-cyrano-conseil"/>
     <w:p>
       <w:pPr>
         <w:pStyle w:val="Heading2"/>
@@ -1425,7 +1481,7 @@
               <w:pStyle w:val="Compact"/>
               <w:jc w:val="left"/>
             </w:pPr>
-            <w:hyperlink r:id="rId39">
+            <w:hyperlink r:id="rId40">
               <w:r>
                 <w:rPr>
                   <w:rStyle w:val="Hyperlink"/>
@@ -1544,7 +1600,7 @@
               <w:pStyle w:val="Compact"/>
               <w:jc w:val="left"/>
             </w:pPr>
-            <w:hyperlink r:id="rId40">
+            <w:hyperlink r:id="rId41">
               <w:r>
                 <w:rPr>
                   <w:rStyle w:val="Hyperlink"/>
@@ -1587,7 +1643,7 @@
               <w:pStyle w:val="Compact"/>
               <w:jc w:val="left"/>
             </w:pPr>
-            <w:hyperlink r:id="rId41">
+            <w:hyperlink r:id="rId42">
               <w:r>
                 <w:rPr>
                   <w:rStyle w:val="Hyperlink"/>
@@ -1673,7 +1729,7 @@
               <w:pStyle w:val="Compact"/>
               <w:jc w:val="left"/>
             </w:pPr>
-            <w:hyperlink r:id="rId42">
+            <w:hyperlink r:id="rId43">
               <w:r>
                 <w:rPr>
                   <w:rStyle w:val="Hyperlink"/>
@@ -1729,7 +1785,7 @@
               <w:jc w:val="left"/>
             </w:pPr>
             <w:r>
-              <w:t xml:space="preserve">E-commerce</w:t>
+              <w:t xml:space="preserve">E‑commerce</w:t>
             </w:r>
           </w:p>
         </w:tc>
@@ -1747,8 +1803,8 @@
         </w:tc>
       </w:tr>
     </w:tbl>
-    <w:bookmarkEnd w:id="43"/>
-    <w:bookmarkStart w:id="44" w:name="education-and-languages"/>
+    <w:bookmarkEnd w:id="44"/>
+    <w:bookmarkStart w:id="45" w:name="education-and-languages"/>
     <w:p>
       <w:pPr>
         <w:pStyle w:val="Heading2"/>
@@ -1761,7 +1817,7 @@
       <w:pPr>
         <w:numPr>
           <w:ilvl w:val="0"/>
-          <w:numId w:val="1009"/>
+          <w:numId w:val="1010"/>
         </w:numPr>
         <w:pStyle w:val="Compact"/>
       </w:pPr>
@@ -1783,7 +1839,7 @@
       <w:pPr>
         <w:numPr>
           <w:ilvl w:val="0"/>
-          <w:numId w:val="1009"/>
+          <w:numId w:val="1010"/>
         </w:numPr>
         <w:pStyle w:val="Compact"/>
       </w:pPr>
@@ -1805,7 +1861,7 @@
       <w:pPr>
         <w:numPr>
           <w:ilvl w:val="0"/>
-          <w:numId w:val="1009"/>
+          <w:numId w:val="1010"/>
         </w:numPr>
         <w:pStyle w:val="Compact"/>
       </w:pPr>
@@ -1825,7 +1881,11 @@
     </w:p>
     <w:p>
       <w:pPr>
-        <w:pStyle w:val="FirstParagraph"/>
+        <w:numPr>
+          <w:ilvl w:val="0"/>
+          <w:numId w:val="1010"/>
+        </w:numPr>
+        <w:pStyle w:val="Compact"/>
       </w:pPr>
       <w:r>
         <w:rPr>
@@ -1838,11 +1898,11 @@
         <w:t xml:space="preserve"> </w:t>
       </w:r>
       <w:r>
-        <w:t xml:space="preserve">available on request (CEGC/BPCE, Banque de France, ACPR).</w:t>
-      </w:r>
-    </w:p>
-    <w:bookmarkEnd w:id="44"/>
+        <w:t xml:space="preserve">— available on request (CEGC/BPCE, Banque de France, ACPR)</w:t>
+      </w:r>
+    </w:p>
     <w:bookmarkEnd w:id="45"/>
+    <w:bookmarkEnd w:id="46"/>
     <w:sectPr/>
   </w:body>
 </w:document>
@@ -2053,6 +2113,9 @@
     <w:abstractNumId w:val="991"/>
   </w:num>
   <w:num w:numId="1009">
+    <w:abstractNumId w:val="991"/>
+  </w:num>
+  <w:num w:numId="1010">
     <w:abstractNumId w:val="991"/>
   </w:num>
 </w:numbering>

--- a/resources/docs/biahprofile_en.docx
+++ b/resources/docs/biahprofile_en.docx
@@ -1360,7 +1360,7 @@
         <w:pStyle w:val="Compact"/>
       </w:pPr>
       <w:r>
-        <w:t xml:space="preserve">Central API reused by my applications: JWT authentication with authorised domains, Claude API relay (server-side key, rate limiting). Built with Claude Code.</w:t>
+        <w:t xml:space="preserve">Secure Node.js back end: token-based authentication (JWT), Claude API key kept server-side, rate limiting. Built with Claude Code.</w:t>
       </w:r>
     </w:p>
     <w:p>

--- a/resources/docs/biahprofile_en.docx
+++ b/resources/docs/biahprofile_en.docx
@@ -2,7 +2,7 @@
 <file path=word/document.xml><?xml version="1.0" encoding="utf-8"?>
 <w:document xmlns:w="http://schemas.openxmlformats.org/wordprocessingml/2006/main" xmlns:m="http://schemas.openxmlformats.org/officeDocument/2006/math" xmlns:r="http://schemas.openxmlformats.org/officeDocument/2006/relationships" xmlns:o="urn:schemas-microsoft-com:office:office" xmlns:v="urn:schemas-microsoft-com:vml" xmlns:w10="urn:schemas-microsoft-com:office:word" xmlns:a="http://schemas.openxmlformats.org/drawingml/2006/main" xmlns:pic="http://schemas.openxmlformats.org/drawingml/2006/picture" xmlns:wp="http://schemas.openxmlformats.org/drawingml/2006/wordprocessingDrawing">
   <w:body>
-    <w:bookmarkStart w:id="46" w:name="jean-luc-biah"/>
+    <w:bookmarkStart w:id="47" w:name="jean-luc-biah"/>
     <w:p>
       <w:pPr>
         <w:pStyle w:val="Heading1"/>
@@ -1221,7 +1221,7 @@
     </w:p>
     <w:bookmarkEnd w:id="36"/>
     <w:bookmarkEnd w:id="37"/>
-    <w:bookmarkStart w:id="39" w:name="generative-ai"/>
+    <w:bookmarkStart w:id="40" w:name="generative-ai"/>
     <w:p>
       <w:pPr>
         <w:pStyle w:val="Heading2"/>
@@ -1233,14 +1233,6 @@
     <w:p>
       <w:pPr>
         <w:pStyle w:val="FirstParagraph"/>
-      </w:pPr>
-      <w:r>
-        <w:t xml:space="preserve">I use generative AI at two levels: in the products I build, and in the way I develop.</w:t>
-      </w:r>
-    </w:p>
-    <w:p>
-      <w:pPr>
-        <w:pStyle w:val="BodyText"/>
       </w:pPr>
       <w:r>
         <w:rPr>
@@ -1393,6 +1385,53 @@
           <w:bCs/>
           <w:b/>
         </w:rPr>
+        <w:t xml:space="preserve">GRIM (2026)</w:t>
+      </w:r>
+      <w:r>
+        <w:t xml:space="preserve"> </w:t>
+      </w:r>
+      <w:r>
+        <w:t xml:space="preserve">— Electron desktop app (macOS, Windows) to track my AI-built projects: each GitHub repository holds a</w:t>
+      </w:r>
+      <w:r>
+        <w:t xml:space="preserve"> </w:t>
+      </w:r>
+      <w:r>
+        <w:rPr>
+          <w:rStyle w:val="VerbatimChar"/>
+        </w:rPr>
+        <w:t xml:space="preserve">summary.md</w:t>
+      </w:r>
+      <w:r>
+        <w:t xml:space="preserve"> </w:t>
+      </w:r>
+      <w:r>
+        <w:t xml:space="preserve">kept up to date by the agent; GRIM gathers them and reopens the Claude project in one click. React, TypeScript, tests and installers published by GitHub Actions —</w:t>
+      </w:r>
+      <w:r>
+        <w:t xml:space="preserve"> </w:t>
+      </w:r>
+      <w:hyperlink r:id="rId39">
+        <w:r>
+          <w:rPr>
+            <w:rStyle w:val="Hyperlink"/>
+          </w:rPr>
+          <w:t xml:space="preserve">github.com/jlbiahdev/grim</w:t>
+        </w:r>
+      </w:hyperlink>
+      <w:r>
+        <w:t xml:space="preserve">.</w:t>
+      </w:r>
+    </w:p>
+    <w:p>
+      <w:pPr>
+        <w:pStyle w:val="BodyText"/>
+      </w:pPr>
+      <w:r>
+        <w:rPr>
+          <w:bCs/>
+          <w:b/>
+        </w:rPr>
         <w:t xml:space="preserve">Agent-assisted development</w:t>
       </w:r>
       <w:r>
@@ -1402,8 +1441,8 @@
         <w:t xml:space="preserve">— Claude Code and GitHub Copilot every day, governed by project rules (CLAUDE.md): SOLID principles enforced, no SQL execution without approval.</w:t>
       </w:r>
     </w:p>
-    <w:bookmarkEnd w:id="39"/>
-    <w:bookmarkStart w:id="44" w:name="independent-work-through-cyrano-conseil"/>
+    <w:bookmarkEnd w:id="40"/>
+    <w:bookmarkStart w:id="45" w:name="independent-work-through-cyrano-conseil"/>
     <w:p>
       <w:pPr>
         <w:pStyle w:val="Heading2"/>
@@ -1481,7 +1520,7 @@
               <w:pStyle w:val="Compact"/>
               <w:jc w:val="left"/>
             </w:pPr>
-            <w:hyperlink r:id="rId40">
+            <w:hyperlink r:id="rId41">
               <w:r>
                 <w:rPr>
                   <w:rStyle w:val="Hyperlink"/>
@@ -1600,7 +1639,7 @@
               <w:pStyle w:val="Compact"/>
               <w:jc w:val="left"/>
             </w:pPr>
-            <w:hyperlink r:id="rId41">
+            <w:hyperlink r:id="rId42">
               <w:r>
                 <w:rPr>
                   <w:rStyle w:val="Hyperlink"/>
@@ -1643,7 +1682,7 @@
               <w:pStyle w:val="Compact"/>
               <w:jc w:val="left"/>
             </w:pPr>
-            <w:hyperlink r:id="rId42">
+            <w:hyperlink r:id="rId43">
               <w:r>
                 <w:rPr>
                   <w:rStyle w:val="Hyperlink"/>
@@ -1729,7 +1768,7 @@
               <w:pStyle w:val="Compact"/>
               <w:jc w:val="left"/>
             </w:pPr>
-            <w:hyperlink r:id="rId43">
+            <w:hyperlink r:id="rId44">
               <w:r>
                 <w:rPr>
                   <w:rStyle w:val="Hyperlink"/>
@@ -1803,8 +1842,8 @@
         </w:tc>
       </w:tr>
     </w:tbl>
-    <w:bookmarkEnd w:id="44"/>
-    <w:bookmarkStart w:id="45" w:name="education-and-languages"/>
+    <w:bookmarkEnd w:id="45"/>
+    <w:bookmarkStart w:id="46" w:name="education-and-languages"/>
     <w:p>
       <w:pPr>
         <w:pStyle w:val="Heading2"/>
@@ -1901,8 +1940,8 @@
         <w:t xml:space="preserve">— available on request (CEGC/BPCE, Banque de France, ACPR)</w:t>
       </w:r>
     </w:p>
-    <w:bookmarkEnd w:id="45"/>
     <w:bookmarkEnd w:id="46"/>
+    <w:bookmarkEnd w:id="47"/>
     <w:sectPr/>
   </w:body>
 </w:document>

--- a/resources/docs/biahprofile_en.docx
+++ b/resources/docs/biahprofile_en.docx
@@ -647,7 +647,7 @@
         <w:pStyle w:val="Compact"/>
       </w:pPr>
       <w:r>
-        <w:t xml:space="preserve">Expo / React Native mobile app published on Google Play.</w:t>
+        <w:t xml:space="preserve">Spiritual guidance mobile app (Expo / React Native), published on Google Play.</w:t>
       </w:r>
     </w:p>
     <w:p>
@@ -659,7 +659,7 @@
         <w:pStyle w:val="Compact"/>
       </w:pPr>
       <w:r>
-        <w:t xml:space="preserve">Next.js / React website deployed on Vercel.</w:t>
+        <w:t xml:space="preserve">Lissen Forge, content back-end application: Bible reference, meditations, Bible commentaries and blogs, supplying the app.</w:t>
       </w:r>
     </w:p>
     <w:p>
@@ -671,19 +671,7 @@
         <w:pStyle w:val="Compact"/>
       </w:pPr>
       <w:r>
-        <w:t xml:space="preserve">“</w:t>
-      </w:r>
-      <w:r>
-        <w:t xml:space="preserve">Forge</w:t>
-      </w:r>
-      <w:r>
-        <w:t xml:space="preserve">”</w:t>
-      </w:r>
-      <w:r>
-        <w:t xml:space="preserve"> </w:t>
-      </w:r>
-      <w:r>
-        <w:t xml:space="preserve">back end in Node.js / Express (REST API) on Railway.</w:t>
+        <w:t xml:space="preserve">LissenSrv and LissenCron services; deployed on Vercel and Railway.</w:t>
       </w:r>
     </w:p>
     <w:p>
@@ -1550,7 +1538,7 @@
               <w:jc w:val="left"/>
             </w:pPr>
             <w:r>
-              <w:t xml:space="preserve">Spiritual-life app built with Expo / React Native and published on Google Play, plus Lissen Forge, a web back office for content and user management</w:t>
+              <w:t xml:space="preserve">Spiritual guidance app (Expo / React Native) published on Google Play, supplied by its content back end Lissen Forge</w:t>
             </w:r>
           </w:p>
         </w:tc>

--- a/resources/docs/biahprofile_en.docx
+++ b/resources/docs/biahprofile_en.docx
@@ -635,7 +635,7 @@
         <w:pStyle w:val="BodyText"/>
       </w:pPr>
       <w:r>
-        <w:t xml:space="preserve">Design and delivery of the Lissen platform, from the mobile app to the back end.</w:t>
+        <w:t xml:space="preserve">Lissen platform: an Android spiritual guidance app and its services.</w:t>
       </w:r>
     </w:p>
     <w:p>
@@ -647,7 +647,7 @@
         <w:pStyle w:val="Compact"/>
       </w:pPr>
       <w:r>
-        <w:t xml:space="preserve">Spiritual guidance mobile app (Expo / React Native), published on Google Play.</w:t>
+        <w:t xml:space="preserve">Expo / React Native mobile app published on Google Play: daily Bible verse, prayer reminders at liturgical hours, Firebase (FCM) push notifications.</w:t>
       </w:r>
     </w:p>
     <w:p>
@@ -659,7 +659,7 @@
         <w:pStyle w:val="Compact"/>
       </w:pPr>
       <w:r>
-        <w:t xml:space="preserve">Lissen Forge, content back-end application: Bible reference, meditations, Bible commentaries and blogs, supplying the app.</w:t>
+        <w:t xml:space="preserve">LissenSrv, Node.js / Express server on Railway: device registration, prayer times, notifications at local time; LissenCron (Vercel) triggers it every 30 min.</w:t>
       </w:r>
     </w:p>
     <w:p>
@@ -671,31 +671,7 @@
         <w:pStyle w:val="Compact"/>
       </w:pPr>
       <w:r>
-        <w:t xml:space="preserve">LissenSrv and LissenCron services; deployed on Vercel and Railway.</w:t>
-      </w:r>
-    </w:p>
-    <w:p>
-      <w:pPr>
-        <w:numPr>
-          <w:ilvl w:val="0"/>
-          <w:numId w:val="1003"/>
-        </w:numPr>
-        <w:pStyle w:val="Compact"/>
-      </w:pPr>
-      <w:r>
-        <w:t xml:space="preserve">Vercel and Railway CI/CD, crash and performance monitoring (Sentry, Crashlytics).</w:t>
-      </w:r>
-    </w:p>
-    <w:p>
-      <w:pPr>
-        <w:numPr>
-          <w:ilvl w:val="0"/>
-          <w:numId w:val="1003"/>
-        </w:numPr>
-        <w:pStyle w:val="Compact"/>
-      </w:pPr>
-      <w:r>
-        <w:t xml:space="preserve">AI-driven automation and assistance (Anthropic API, OpenAI).</w:t>
+        <w:t xml:space="preserve">Lissen Forge, content back end (Bible reference, meditations, commentaries, blogs): Node.js / Express API, Sequelize, PostgreSQL, React admin.</w:t>
       </w:r>
     </w:p>
     <w:p>
@@ -707,7 +683,7 @@
           <w:iCs/>
           <w:i/>
         </w:rPr>
-        <w:t xml:space="preserve">Stack: React Native, Expo, Next.js, Node.js, Express, PostgreSQL, IndexedDB, GitHub</w:t>
+        <w:t xml:space="preserve">Stack: React Native, Expo, Firebase, Node.js, Express, PostgreSQL, Railway, Vercel</w:t>
       </w:r>
     </w:p>
     <w:bookmarkEnd w:id="26"/>
@@ -1538,7 +1514,7 @@
               <w:jc w:val="left"/>
             </w:pPr>
             <w:r>
-              <w:t xml:space="preserve">Spiritual guidance app (Expo / React Native) published on Google Play, supplied by its content back end Lissen Forge</w:t>
+              <w:t xml:space="preserve">Android spiritual guidance app published on Google Play, with its notification server and its Lissen Forge content back end</w:t>
             </w:r>
           </w:p>
         </w:tc>
